--- a/briefings/线口监测午报-2026-09-11.docx
+++ b/briefings/线口监测午报-2026-09-11.docx
@@ -22,7 +22,7 @@
           <w:color w:val="888888"/>
           <w:sz w:val="18"/>
         </w:rPr>
-        <w:t>监测窗口:近48小时 | 生成时间:2026-09-11 12:45</w:t>
+        <w:t>监测窗口:近48小时 | 生成时间:2026-09-11 14:02</w:t>
       </w:r>
     </w:p>
     <w:p>
@@ -70,6 +70,210 @@
           <w:color w:val="888888"/>
           <w:sz w:val="24"/>
         </w:rPr>
+        <w:t>达尔优推出 A950SE 双模电竞鼠标：自带彩屏智显底座、AIM-WL 传感器，189 元</w:t>
+      </w:r>
+    </w:p>
+    <w:p>
+      <w:r>
+        <w:rPr>
+          <w:rFonts w:ascii="Times New Roman" w:hAnsi="Times New Roman" w:eastAsia="宋体"/>
+          <w:color w:val="888888"/>
+          <w:sz w:val="18"/>
+        </w:rPr>
+        <w:t>来源:IT之家 | 时间:09-11 14:01</w:t>
+      </w:r>
+    </w:p>
+    <w:p>
+      <w:r>
+        <w:rPr>
+          <w:rFonts w:ascii="Times New Roman" w:hAnsi="Times New Roman" w:eastAsia="宋体"/>
+          <w:sz w:val="18"/>
+        </w:rPr>
+        <w:t>链接:</w:t>
+      </w:r>
+      <w:hyperlink r:id="rId9">
+        <w:r>
+          <w:rPr>
+            <w:color w:val="0563C1"/>
+            <w:u w:val="single"/>
+          </w:rPr>
+          <w:t>达尔优推出 A950SE 双模电竞鼠标：自带彩屏智显底座、AIM-WL 传感器，189 元</w:t>
+        </w:r>
+      </w:hyperlink>
+    </w:p>
+    <w:p>
+      <w:pPr>
+        <w:pStyle w:val="Heading3"/>
+      </w:pPr>
+      <w:r>
+        <w:rPr>
+          <w:rFonts w:ascii="Times New Roman" w:hAnsi="Times New Roman" w:eastAsia="黑体"/>
+          <w:b w:val="0"/>
+          <w:color w:val="888888"/>
+          <w:sz w:val="24"/>
+        </w:rPr>
+        <w:t>【C级·参考】</w:t>
+      </w:r>
+      <w:r>
+        <w:rPr>
+          <w:rFonts w:ascii="Times New Roman" w:hAnsi="Times New Roman" w:eastAsia="黑体"/>
+          <w:b w:val="0"/>
+          <w:color w:val="888888"/>
+          <w:sz w:val="24"/>
+        </w:rPr>
+        <w:t>蚂蚁集团 CEO 韩歆毅：智能体商业的“ChatGPT”时刻已经到来</w:t>
+      </w:r>
+    </w:p>
+    <w:p>
+      <w:r>
+        <w:rPr>
+          <w:rFonts w:ascii="Times New Roman" w:hAnsi="Times New Roman" w:eastAsia="宋体"/>
+          <w:color w:val="888888"/>
+          <w:sz w:val="18"/>
+        </w:rPr>
+        <w:t>来源:IT之家 | 时间:09-11 13:51</w:t>
+      </w:r>
+    </w:p>
+    <w:p>
+      <w:r>
+        <w:rPr>
+          <w:rFonts w:ascii="Times New Roman" w:hAnsi="Times New Roman" w:eastAsia="宋体"/>
+          <w:sz w:val="18"/>
+        </w:rPr>
+        <w:t>链接:</w:t>
+      </w:r>
+      <w:hyperlink r:id="rId10">
+        <w:r>
+          <w:rPr>
+            <w:color w:val="0563C1"/>
+            <w:u w:val="single"/>
+          </w:rPr>
+          <w:t>蚂蚁集团 CEO 韩歆毅：智能体商业的“ChatGPT”时刻已经到来</w:t>
+        </w:r>
+      </w:hyperlink>
+    </w:p>
+    <w:p>
+      <w:pPr>
+        <w:pStyle w:val="Heading3"/>
+      </w:pPr>
+      <w:r>
+        <w:rPr>
+          <w:rFonts w:ascii="Times New Roman" w:hAnsi="Times New Roman" w:eastAsia="黑体"/>
+          <w:b w:val="0"/>
+          <w:color w:val="888888"/>
+          <w:sz w:val="24"/>
+        </w:rPr>
+        <w:t>【C级·参考】</w:t>
+      </w:r>
+      <w:r>
+        <w:rPr>
+          <w:rFonts w:ascii="Times New Roman" w:hAnsi="Times New Roman" w:eastAsia="黑体"/>
+          <w:b w:val="0"/>
+          <w:color w:val="888888"/>
+          <w:sz w:val="24"/>
+        </w:rPr>
+        <w:t>网易 OpenPods 有道 AI 耳机发售：获苹果 MFi 认证、支持一键通话录音等功能，1499 元</w:t>
+      </w:r>
+    </w:p>
+    <w:p>
+      <w:r>
+        <w:rPr>
+          <w:rFonts w:ascii="Times New Roman" w:hAnsi="Times New Roman" w:eastAsia="宋体"/>
+          <w:color w:val="888888"/>
+          <w:sz w:val="18"/>
+        </w:rPr>
+        <w:t>来源:IT之家 | 时间:09-11 13:47</w:t>
+      </w:r>
+    </w:p>
+    <w:p>
+      <w:r>
+        <w:rPr>
+          <w:rFonts w:ascii="Times New Roman" w:hAnsi="Times New Roman" w:eastAsia="宋体"/>
+          <w:sz w:val="18"/>
+        </w:rPr>
+        <w:t>链接:</w:t>
+      </w:r>
+      <w:hyperlink r:id="rId11">
+        <w:r>
+          <w:rPr>
+            <w:color w:val="0563C1"/>
+            <w:u w:val="single"/>
+          </w:rPr>
+          <w:t>网易 OpenPods 有道 AI 耳机发售：获苹果 MFi 认证、支持一键通话录音等功能，1499 元</w:t>
+        </w:r>
+      </w:hyperlink>
+    </w:p>
+    <w:p>
+      <w:pPr>
+        <w:pStyle w:val="Heading3"/>
+      </w:pPr>
+      <w:r>
+        <w:rPr>
+          <w:rFonts w:ascii="Times New Roman" w:hAnsi="Times New Roman" w:eastAsia="黑体"/>
+          <w:b w:val="0"/>
+          <w:color w:val="888888"/>
+          <w:sz w:val="24"/>
+        </w:rPr>
+        <w:t>【C级·参考】</w:t>
+      </w:r>
+      <w:r>
+        <w:rPr>
+          <w:rFonts w:ascii="Times New Roman" w:hAnsi="Times New Roman" w:eastAsia="黑体"/>
+          <w:b w:val="0"/>
+          <w:color w:val="888888"/>
+          <w:sz w:val="24"/>
+        </w:rPr>
+        <w:t>支付宝将推 AI 钱包智能体</w:t>
+      </w:r>
+    </w:p>
+    <w:p>
+      <w:r>
+        <w:rPr>
+          <w:rFonts w:ascii="Times New Roman" w:hAnsi="Times New Roman" w:eastAsia="宋体"/>
+          <w:color w:val="888888"/>
+          <w:sz w:val="18"/>
+        </w:rPr>
+        <w:t>来源:IT之家 | 时间:09-11 13:46</w:t>
+      </w:r>
+    </w:p>
+    <w:p>
+      <w:r>
+        <w:rPr>
+          <w:rFonts w:ascii="Times New Roman" w:hAnsi="Times New Roman" w:eastAsia="宋体"/>
+          <w:sz w:val="18"/>
+        </w:rPr>
+        <w:t>链接:</w:t>
+      </w:r>
+      <w:hyperlink r:id="rId12">
+        <w:r>
+          <w:rPr>
+            <w:color w:val="0563C1"/>
+            <w:u w:val="single"/>
+          </w:rPr>
+          <w:t>支付宝将推 AI 钱包智能体</w:t>
+        </w:r>
+      </w:hyperlink>
+    </w:p>
+    <w:p>
+      <w:pPr>
+        <w:pStyle w:val="Heading3"/>
+      </w:pPr>
+      <w:r>
+        <w:rPr>
+          <w:rFonts w:ascii="Times New Roman" w:hAnsi="Times New Roman" w:eastAsia="黑体"/>
+          <w:b w:val="0"/>
+          <w:color w:val="888888"/>
+          <w:sz w:val="24"/>
+        </w:rPr>
+        <w:t>【C级·参考】</w:t>
+      </w:r>
+      <w:r>
+        <w:rPr>
+          <w:rFonts w:ascii="Times New Roman" w:hAnsi="Times New Roman" w:eastAsia="黑体"/>
+          <w:b w:val="0"/>
+          <w:color w:val="888888"/>
+          <w:sz w:val="24"/>
+        </w:rPr>
         <w:t>中国软件协会吕卫锋回应“AI 替代程序员”：高度重视，支持从业人员向高附加值岗位转型</w:t>
       </w:r>
     </w:p>
@@ -91,7 +295,7 @@
         </w:rPr>
         <w:t>链接:</w:t>
       </w:r>
-      <w:hyperlink r:id="rId9">
+      <w:hyperlink r:id="rId13">
         <w:r>
           <w:rPr>
             <w:color w:val="0563C1"/>
@@ -142,7 +346,7 @@
         </w:rPr>
         <w:t>链接:</w:t>
       </w:r>
-      <w:hyperlink r:id="rId10">
+      <w:hyperlink r:id="rId14">
         <w:r>
           <w:rPr>
             <w:color w:val="0563C1"/>
@@ -193,7 +397,7 @@
         </w:rPr>
         <w:t>链接:</w:t>
       </w:r>
-      <w:hyperlink r:id="rId11">
+      <w:hyperlink r:id="rId15">
         <w:r>
           <w:rPr>
             <w:color w:val="0563C1"/>
@@ -244,7 +448,7 @@
         </w:rPr>
         <w:t>链接:</w:t>
       </w:r>
-      <w:hyperlink r:id="rId12">
+      <w:hyperlink r:id="rId16">
         <w:r>
           <w:rPr>
             <w:color w:val="0563C1"/>
@@ -295,7 +499,7 @@
         </w:rPr>
         <w:t>链接:</w:t>
       </w:r>
-      <w:hyperlink r:id="rId13">
+      <w:hyperlink r:id="rId17">
         <w:r>
           <w:rPr>
             <w:color w:val="0563C1"/>
@@ -346,7 +550,7 @@
         </w:rPr>
         <w:t>链接:</w:t>
       </w:r>
-      <w:hyperlink r:id="rId14">
+      <w:hyperlink r:id="rId18">
         <w:r>
           <w:rPr>
             <w:color w:val="0563C1"/>
@@ -397,7 +601,7 @@
         </w:rPr>
         <w:t>链接:</w:t>
       </w:r>
-      <w:hyperlink r:id="rId15">
+      <w:hyperlink r:id="rId19">
         <w:r>
           <w:rPr>
             <w:color w:val="0563C1"/>
@@ -448,7 +652,7 @@
         </w:rPr>
         <w:t>链接:</w:t>
       </w:r>
-      <w:hyperlink r:id="rId16">
+      <w:hyperlink r:id="rId20">
         <w:r>
           <w:rPr>
             <w:color w:val="0563C1"/>
@@ -499,7 +703,7 @@
         </w:rPr>
         <w:t>链接:</w:t>
       </w:r>
-      <w:hyperlink r:id="rId17">
+      <w:hyperlink r:id="rId21">
         <w:r>
           <w:rPr>
             <w:color w:val="0563C1"/>
@@ -550,115 +754,13 @@
         </w:rPr>
         <w:t>链接:</w:t>
       </w:r>
-      <w:hyperlink r:id="rId18">
+      <w:hyperlink r:id="rId22">
         <w:r>
           <w:rPr>
             <w:color w:val="0563C1"/>
             <w:u w:val="single"/>
           </w:rPr>
           <w:t>《原神》63位角色声音“被AI盗用”，米哈游获赔75万元！</w:t>
-        </w:r>
-      </w:hyperlink>
-    </w:p>
-    <w:p>
-      <w:pPr>
-        <w:pStyle w:val="Heading3"/>
-      </w:pPr>
-      <w:r>
-        <w:rPr>
-          <w:rFonts w:ascii="Times New Roman" w:hAnsi="Times New Roman" w:eastAsia="黑体"/>
-          <w:b w:val="0"/>
-          <w:color w:val="888888"/>
-          <w:sz w:val="24"/>
-        </w:rPr>
-        <w:t>【C级·参考】</w:t>
-      </w:r>
-      <w:r>
-        <w:rPr>
-          <w:rFonts w:ascii="Times New Roman" w:hAnsi="Times New Roman" w:eastAsia="黑体"/>
-          <w:b w:val="0"/>
-          <w:color w:val="888888"/>
-          <w:sz w:val="24"/>
-        </w:rPr>
-        <w:t>工信部印发“AI + 软件”专项行动实施方案：支持软件企业与智能手机、智能家居、智能网联汽车等终端厂商联合创新</w:t>
-      </w:r>
-    </w:p>
-    <w:p>
-      <w:r>
-        <w:rPr>
-          <w:rFonts w:ascii="Times New Roman" w:hAnsi="Times New Roman" w:eastAsia="宋体"/>
-          <w:color w:val="888888"/>
-          <w:sz w:val="18"/>
-        </w:rPr>
-        <w:t>来源:IT之家 | 时间:09-11 08:54</w:t>
-      </w:r>
-    </w:p>
-    <w:p>
-      <w:r>
-        <w:rPr>
-          <w:rFonts w:ascii="Times New Roman" w:hAnsi="Times New Roman" w:eastAsia="宋体"/>
-          <w:sz w:val="18"/>
-        </w:rPr>
-        <w:t>链接:</w:t>
-      </w:r>
-      <w:hyperlink r:id="rId19">
-        <w:r>
-          <w:rPr>
-            <w:color w:val="0563C1"/>
-            <w:u w:val="single"/>
-          </w:rPr>
-          <w:t>工信部印发“AI + 软件”专项行动实施方案：支持软件企业与智能手机、智能家居、智能网联汽车等终端厂商联合创新</w:t>
-        </w:r>
-      </w:hyperlink>
-    </w:p>
-    <w:p>
-      <w:pPr>
-        <w:pStyle w:val="Heading3"/>
-      </w:pPr>
-      <w:r>
-        <w:rPr>
-          <w:rFonts w:ascii="Times New Roman" w:hAnsi="Times New Roman" w:eastAsia="黑体"/>
-          <w:b w:val="0"/>
-          <w:color w:val="888888"/>
-          <w:sz w:val="24"/>
-        </w:rPr>
-        <w:t>【C级·参考】</w:t>
-      </w:r>
-      <w:r>
-        <w:rPr>
-          <w:rFonts w:ascii="Times New Roman" w:hAnsi="Times New Roman" w:eastAsia="黑体"/>
-          <w:b w:val="0"/>
-          <w:color w:val="888888"/>
-          <w:sz w:val="24"/>
-        </w:rPr>
-        <w:t>ChatGPT、Claude、Gemini 与 Grok 谈 AI 风险：滥用比主动攻击更现实，生物武器与网络攻击比《终结者》杀手机器人更迫近</w:t>
-      </w:r>
-    </w:p>
-    <w:p>
-      <w:r>
-        <w:rPr>
-          <w:rFonts w:ascii="Times New Roman" w:hAnsi="Times New Roman" w:eastAsia="宋体"/>
-          <w:color w:val="888888"/>
-          <w:sz w:val="18"/>
-        </w:rPr>
-        <w:t>来源:IT之家 | 时间:09-11 08:51</w:t>
-      </w:r>
-    </w:p>
-    <w:p>
-      <w:r>
-        <w:rPr>
-          <w:rFonts w:ascii="Times New Roman" w:hAnsi="Times New Roman" w:eastAsia="宋体"/>
-          <w:sz w:val="18"/>
-        </w:rPr>
-        <w:t>链接:</w:t>
-      </w:r>
-      <w:hyperlink r:id="rId20">
-        <w:r>
-          <w:rPr>
-            <w:color w:val="0563C1"/>
-            <w:u w:val="single"/>
-          </w:rPr>
-          <w:t>ChatGPT、Claude、Gemini 与 Grok 谈 AI 风险：滥用比主动攻击更现实，生物武器与网络攻击比《终结者》杀手机器人更迫近</w:t>
         </w:r>
       </w:hyperlink>
     </w:p>
@@ -703,7 +805,7 @@
         </w:rPr>
         <w:t>链接:</w:t>
       </w:r>
-      <w:hyperlink r:id="rId21">
+      <w:hyperlink r:id="rId23">
         <w:r>
           <w:rPr>
             <w:color w:val="0563C1"/>
@@ -754,7 +856,7 @@
         </w:rPr>
         <w:t>链接:</w:t>
       </w:r>
-      <w:hyperlink r:id="rId22">
+      <w:hyperlink r:id="rId24">
         <w:r>
           <w:rPr>
             <w:color w:val="0563C1"/>
@@ -805,13 +907,115 @@
         </w:rPr>
         <w:t>链接:</w:t>
       </w:r>
-      <w:hyperlink r:id="rId23">
+      <w:hyperlink r:id="rId25">
         <w:r>
           <w:rPr>
             <w:color w:val="0563C1"/>
             <w:u w:val="single"/>
           </w:rPr>
           <w:t>上海首个“AI眼镜城市伴游”试点落地！从豫园到外滩，数字科技重构城市漫步</w:t>
+        </w:r>
+      </w:hyperlink>
+    </w:p>
+    <w:p>
+      <w:pPr>
+        <w:pStyle w:val="Heading3"/>
+      </w:pPr>
+      <w:r>
+        <w:rPr>
+          <w:rFonts w:ascii="Times New Roman" w:hAnsi="Times New Roman" w:eastAsia="黑体"/>
+          <w:b w:val="0"/>
+          <w:color w:val="888888"/>
+          <w:sz w:val="24"/>
+        </w:rPr>
+        <w:t>【C级·参考】</w:t>
+      </w:r>
+      <w:r>
+        <w:rPr>
+          <w:rFonts w:ascii="Times New Roman" w:hAnsi="Times New Roman" w:eastAsia="黑体"/>
+          <w:b w:val="0"/>
+          <w:color w:val="888888"/>
+          <w:sz w:val="24"/>
+        </w:rPr>
+        <w:t>灵影正式发布，蚂蚁加码AI终端开放生态</w:t>
+      </w:r>
+    </w:p>
+    <w:p>
+      <w:r>
+        <w:rPr>
+          <w:rFonts w:ascii="Times New Roman" w:hAnsi="Times New Roman" w:eastAsia="宋体"/>
+          <w:color w:val="888888"/>
+          <w:sz w:val="18"/>
+        </w:rPr>
+        <w:t>来源:Bing新闻 | 时间:09-10 23:34</w:t>
+      </w:r>
+    </w:p>
+    <w:p>
+      <w:r>
+        <w:rPr>
+          <w:rFonts w:ascii="Times New Roman" w:hAnsi="Times New Roman" w:eastAsia="宋体"/>
+          <w:sz w:val="18"/>
+        </w:rPr>
+        <w:t>链接:</w:t>
+      </w:r>
+      <w:hyperlink r:id="rId26">
+        <w:r>
+          <w:rPr>
+            <w:color w:val="0563C1"/>
+            <w:u w:val="single"/>
+          </w:rPr>
+          <w:t>灵影正式发布，蚂蚁加码AI终端开放生态</w:t>
+        </w:r>
+      </w:hyperlink>
+    </w:p>
+    <w:p>
+      <w:pPr>
+        <w:pStyle w:val="Heading3"/>
+      </w:pPr>
+      <w:r>
+        <w:rPr>
+          <w:rFonts w:ascii="Times New Roman" w:hAnsi="Times New Roman" w:eastAsia="黑体"/>
+          <w:b w:val="0"/>
+          <w:color w:val="888888"/>
+          <w:sz w:val="24"/>
+        </w:rPr>
+        <w:t>【C级·参考】</w:t>
+      </w:r>
+      <w:r>
+        <w:rPr>
+          <w:rFonts w:ascii="Times New Roman" w:hAnsi="Times New Roman" w:eastAsia="黑体"/>
+          <w:b w:val="0"/>
+          <w:color w:val="888888"/>
+          <w:sz w:val="24"/>
+        </w:rPr>
+        <w:t>Meta发布个人AI智能体Muse：可自主执行复杂任务，登陆AI眼镜可期</w:t>
+      </w:r>
+    </w:p>
+    <w:p>
+      <w:r>
+        <w:rPr>
+          <w:rFonts w:ascii="Times New Roman" w:hAnsi="Times New Roman" w:eastAsia="宋体"/>
+          <w:color w:val="888888"/>
+          <w:sz w:val="18"/>
+        </w:rPr>
+        <w:t>来源:Bing新闻 | 时间:09-10 22:08</w:t>
+      </w:r>
+    </w:p>
+    <w:p>
+      <w:r>
+        <w:rPr>
+          <w:rFonts w:ascii="Times New Roman" w:hAnsi="Times New Roman" w:eastAsia="宋体"/>
+          <w:sz w:val="18"/>
+        </w:rPr>
+        <w:t>链接:</w:t>
+      </w:r>
+      <w:hyperlink r:id="rId27">
+        <w:r>
+          <w:rPr>
+            <w:color w:val="0563C1"/>
+            <w:u w:val="single"/>
+          </w:rPr>
+          <w:t>Meta发布个人AI智能体Muse：可自主执行复杂任务，登陆AI眼镜可期</w:t>
         </w:r>
       </w:hyperlink>
     </w:p>
@@ -856,64 +1060,13 @@
         </w:rPr>
         <w:t>链接:</w:t>
       </w:r>
-      <w:hyperlink r:id="rId24">
+      <w:hyperlink r:id="rId28">
         <w:r>
           <w:rPr>
             <w:color w:val="0563C1"/>
             <w:u w:val="single"/>
           </w:rPr>
           <w:t>三星启动带屏AI眼镜研发，目标最快2027年发布</w:t>
-        </w:r>
-      </w:hyperlink>
-    </w:p>
-    <w:p>
-      <w:pPr>
-        <w:pStyle w:val="Heading3"/>
-      </w:pPr>
-      <w:r>
-        <w:rPr>
-          <w:rFonts w:ascii="Times New Roman" w:hAnsi="Times New Roman" w:eastAsia="黑体"/>
-          <w:b w:val="0"/>
-          <w:color w:val="888888"/>
-          <w:sz w:val="24"/>
-        </w:rPr>
-        <w:t>【C级·参考】</w:t>
-      </w:r>
-      <w:r>
-        <w:rPr>
-          <w:rFonts w:ascii="Times New Roman" w:hAnsi="Times New Roman" w:eastAsia="黑体"/>
-          <w:b w:val="0"/>
-          <w:color w:val="888888"/>
-          <w:sz w:val="24"/>
-        </w:rPr>
-        <w:t>OpenAI限制图像广告投放；千问AI眼镜首次曝光，支持虹膜支付</w:t>
-      </w:r>
-    </w:p>
-    <w:p>
-      <w:r>
-        <w:rPr>
-          <w:rFonts w:ascii="Times New Roman" w:hAnsi="Times New Roman" w:eastAsia="宋体"/>
-          <w:color w:val="888888"/>
-          <w:sz w:val="18"/>
-        </w:rPr>
-        <w:t>来源:Bing新闻 | 时间:09-10 19:25</w:t>
-      </w:r>
-    </w:p>
-    <w:p>
-      <w:r>
-        <w:rPr>
-          <w:rFonts w:ascii="Times New Roman" w:hAnsi="Times New Roman" w:eastAsia="宋体"/>
-          <w:sz w:val="18"/>
-        </w:rPr>
-        <w:t>链接:</w:t>
-      </w:r>
-      <w:hyperlink r:id="rId25">
-        <w:r>
-          <w:rPr>
-            <w:color w:val="0563C1"/>
-            <w:u w:val="single"/>
-          </w:rPr>
-          <w:t>OpenAI限制图像广告投放；千问AI眼镜首次曝光，支持虹膜支付</w:t>
         </w:r>
       </w:hyperlink>
     </w:p>
@@ -958,7 +1111,7 @@
         </w:rPr>
         <w:t>链接:</w:t>
       </w:r>
-      <w:hyperlink r:id="rId26">
+      <w:hyperlink r:id="rId29">
         <w:r>
           <w:rPr>
             <w:color w:val="0563C1"/>
@@ -988,7 +1141,7 @@
           <w:color w:val="888888"/>
           <w:sz w:val="24"/>
         </w:rPr>
-        <w:t>More questions about whether researchers can trust OpenAI with unpublished math</w:t>
+        <w:t>三星加码AI眼镜 正研发超小显示屏 预计最早2027年下半年发布</w:t>
       </w:r>
     </w:p>
     <w:p>
@@ -998,7 +1151,7 @@
           <w:color w:val="888888"/>
           <w:sz w:val="18"/>
         </w:rPr>
-        <w:t>来源:Hacker News | 时间:09-10 14:49</w:t>
+        <w:t>来源:Bing新闻 | 时间:09-10 14:56</w:t>
       </w:r>
     </w:p>
     <w:p>
@@ -1009,64 +1162,13 @@
         </w:rPr>
         <w:t>链接:</w:t>
       </w:r>
-      <w:hyperlink r:id="rId27">
+      <w:hyperlink r:id="rId30">
         <w:r>
           <w:rPr>
             <w:color w:val="0563C1"/>
             <w:u w:val="single"/>
           </w:rPr>
-          <w:t>More questions about whether researchers can trust OpenAI with unpublished math</w:t>
-        </w:r>
-      </w:hyperlink>
-    </w:p>
-    <w:p>
-      <w:pPr>
-        <w:pStyle w:val="Heading3"/>
-      </w:pPr>
-      <w:r>
-        <w:rPr>
-          <w:rFonts w:ascii="Times New Roman" w:hAnsi="Times New Roman" w:eastAsia="黑体"/>
-          <w:b w:val="0"/>
-          <w:color w:val="888888"/>
-          <w:sz w:val="24"/>
-        </w:rPr>
-        <w:t>【C级·参考】</w:t>
-      </w:r>
-      <w:r>
-        <w:rPr>
-          <w:rFonts w:ascii="Times New Roman" w:hAnsi="Times New Roman" w:eastAsia="黑体"/>
-          <w:b w:val="0"/>
-          <w:color w:val="888888"/>
-          <w:sz w:val="24"/>
-        </w:rPr>
-        <w:t>AI开始为游客当导游！ 从百年豫园到海派外滩BFC， 上海首个“AI眼镜城市伴游”试点落地</w:t>
-      </w:r>
-    </w:p>
-    <w:p>
-      <w:r>
-        <w:rPr>
-          <w:rFonts w:ascii="Times New Roman" w:hAnsi="Times New Roman" w:eastAsia="宋体"/>
-          <w:color w:val="888888"/>
-          <w:sz w:val="18"/>
-        </w:rPr>
-        <w:t>来源:Bing新闻 | 时间:09-10 14:33</w:t>
-      </w:r>
-    </w:p>
-    <w:p>
-      <w:r>
-        <w:rPr>
-          <w:rFonts w:ascii="Times New Roman" w:hAnsi="Times New Roman" w:eastAsia="宋体"/>
-          <w:sz w:val="18"/>
-        </w:rPr>
-        <w:t>链接:</w:t>
-      </w:r>
-      <w:hyperlink r:id="rId28">
-        <w:r>
-          <w:rPr>
-            <w:color w:val="0563C1"/>
-            <w:u w:val="single"/>
-          </w:rPr>
-          <w:t>AI开始为游客当导游！ 从百年豫园到海派外滩BFC， 上海首个“AI眼镜城市伴游”试点落地</w:t>
+          <w:t>三星加码AI眼镜 正研发超小显示屏 预计最早2027年下半年发布</w:t>
         </w:r>
       </w:hyperlink>
     </w:p>
@@ -1140,7 +1242,7 @@
         </w:rPr>
         <w:t>链接:</w:t>
       </w:r>
-      <w:hyperlink r:id="rId29">
+      <w:hyperlink r:id="rId31">
         <w:r>
           <w:rPr>
             <w:color w:val="0563C1"/>
@@ -1191,7 +1293,7 @@
         </w:rPr>
         <w:t>链接:</w:t>
       </w:r>
-      <w:hyperlink r:id="rId30">
+      <w:hyperlink r:id="rId32">
         <w:r>
           <w:rPr>
             <w:color w:val="0563C1"/>
@@ -1271,7 +1373,7 @@
         </w:rPr>
         <w:t>链接:</w:t>
       </w:r>
-      <w:hyperlink r:id="rId31">
+      <w:hyperlink r:id="rId33">
         <w:r>
           <w:rPr>
             <w:color w:val="0563C1"/>
@@ -1322,7 +1424,7 @@
         </w:rPr>
         <w:t>链接:</w:t>
       </w:r>
-      <w:hyperlink r:id="rId32">
+      <w:hyperlink r:id="rId34">
         <w:r>
           <w:rPr>
             <w:color w:val="0563C1"/>
@@ -1373,7 +1475,7 @@
         </w:rPr>
         <w:t>链接:</w:t>
       </w:r>
-      <w:hyperlink r:id="rId33">
+      <w:hyperlink r:id="rId35">
         <w:r>
           <w:rPr>
             <w:color w:val="0563C1"/>
@@ -1424,7 +1526,7 @@
         </w:rPr>
         <w:t>链接:</w:t>
       </w:r>
-      <w:hyperlink r:id="rId34">
+      <w:hyperlink r:id="rId36">
         <w:r>
           <w:rPr>
             <w:color w:val="0563C1"/>
@@ -1475,7 +1577,7 @@
         </w:rPr>
         <w:t>链接:</w:t>
       </w:r>
-      <w:hyperlink r:id="rId35">
+      <w:hyperlink r:id="rId37">
         <w:r>
           <w:rPr>
             <w:color w:val="0563C1"/>
@@ -1526,115 +1628,13 @@
         </w:rPr>
         <w:t>链接:</w:t>
       </w:r>
-      <w:hyperlink r:id="rId36">
+      <w:hyperlink r:id="rId38">
         <w:r>
           <w:rPr>
             <w:color w:val="0563C1"/>
             <w:u w:val="single"/>
           </w:rPr>
           <w:t>“小岛秀夫的游戏都要自救”！索尼官宣砍掉《PHYSINT》，小岛拉来微软救场</w:t>
-        </w:r>
-      </w:hyperlink>
-    </w:p>
-    <w:p>
-      <w:pPr>
-        <w:pStyle w:val="Heading3"/>
-      </w:pPr>
-      <w:r>
-        <w:rPr>
-          <w:rFonts w:ascii="Times New Roman" w:hAnsi="Times New Roman" w:eastAsia="黑体"/>
-          <w:b w:val="0"/>
-          <w:color w:val="888888"/>
-          <w:sz w:val="24"/>
-        </w:rPr>
-        <w:t>【C级·参考】</w:t>
-      </w:r>
-      <w:r>
-        <w:rPr>
-          <w:rFonts w:ascii="Times New Roman" w:hAnsi="Times New Roman" w:eastAsia="黑体"/>
-          <w:b w:val="0"/>
-          <w:color w:val="888888"/>
-          <w:sz w:val="24"/>
-        </w:rPr>
-        <w:t>索尼 SIE 第一方游戏《漫威金刚狼》获 IGN 6 分评价“内容重复度较高、中后期较为无聊”</w:t>
-      </w:r>
-    </w:p>
-    <w:p>
-      <w:r>
-        <w:rPr>
-          <w:rFonts w:ascii="Times New Roman" w:hAnsi="Times New Roman" w:eastAsia="宋体"/>
-          <w:color w:val="888888"/>
-          <w:sz w:val="18"/>
-        </w:rPr>
-        <w:t>来源:IT之家 | 时间:09-11 08:45</w:t>
-      </w:r>
-    </w:p>
-    <w:p>
-      <w:r>
-        <w:rPr>
-          <w:rFonts w:ascii="Times New Roman" w:hAnsi="Times New Roman" w:eastAsia="宋体"/>
-          <w:sz w:val="18"/>
-        </w:rPr>
-        <w:t>链接:</w:t>
-      </w:r>
-      <w:hyperlink r:id="rId37">
-        <w:r>
-          <w:rPr>
-            <w:color w:val="0563C1"/>
-            <w:u w:val="single"/>
-          </w:rPr>
-          <w:t>索尼 SIE 第一方游戏《漫威金刚狼》获 IGN 6 分评价“内容重复度较高、中后期较为无聊”</w:t>
-        </w:r>
-      </w:hyperlink>
-    </w:p>
-    <w:p>
-      <w:pPr>
-        <w:pStyle w:val="Heading3"/>
-      </w:pPr>
-      <w:r>
-        <w:rPr>
-          <w:rFonts w:ascii="Times New Roman" w:hAnsi="Times New Roman" w:eastAsia="黑体"/>
-          <w:b w:val="0"/>
-          <w:color w:val="888888"/>
-          <w:sz w:val="24"/>
-        </w:rPr>
-        <w:t>【C级·参考】</w:t>
-      </w:r>
-      <w:r>
-        <w:rPr>
-          <w:rFonts w:ascii="Times New Roman" w:hAnsi="Times New Roman" w:eastAsia="黑体"/>
-          <w:b w:val="0"/>
-          <w:color w:val="888888"/>
-          <w:sz w:val="24"/>
-        </w:rPr>
-        <w:t>消息称拳头游戏与预测平台 Kalshi、Polymarket 讨论电子竞技赞助事宜</w:t>
-      </w:r>
-    </w:p>
-    <w:p>
-      <w:r>
-        <w:rPr>
-          <w:rFonts w:ascii="Times New Roman" w:hAnsi="Times New Roman" w:eastAsia="宋体"/>
-          <w:color w:val="888888"/>
-          <w:sz w:val="18"/>
-        </w:rPr>
-        <w:t>来源:IT之家 | 时间:09-11 08:39</w:t>
-      </w:r>
-    </w:p>
-    <w:p>
-      <w:r>
-        <w:rPr>
-          <w:rFonts w:ascii="Times New Roman" w:hAnsi="Times New Roman" w:eastAsia="宋体"/>
-          <w:sz w:val="18"/>
-        </w:rPr>
-        <w:t>链接:</w:t>
-      </w:r>
-      <w:hyperlink r:id="rId38">
-        <w:r>
-          <w:rPr>
-            <w:color w:val="0563C1"/>
-            <w:u w:val="single"/>
-          </w:rPr>
-          <w:t>消息称拳头游戏与预测平台 Kalshi、Polymarket 讨论电子竞技赞助事宜</w:t>
         </w:r>
       </w:hyperlink>
     </w:p>
@@ -1681,7 +1681,7 @@
           <w:rFonts w:ascii="Times New Roman" w:hAnsi="Times New Roman" w:eastAsia="宋体"/>
           <w:sz w:val="18"/>
         </w:rPr>
-        <w:t>IT之家(60)、GameLook(15)、HackerNews(6)、Bing新闻(8)</w:t>
+        <w:t>IT之家(60)、GameLook(15)、HackerNews(6)、Bing新闻(9)</w:t>
       </w:r>
     </w:p>
     <w:p>

--- a/briefings/线口监测午报-2026-09-11.docx
+++ b/briefings/线口监测午报-2026-09-11.docx
@@ -22,7 +22,7 @@
           <w:color w:val="888888"/>
           <w:sz w:val="18"/>
         </w:rPr>
-        <w:t>监测窗口:近48小时 | 生成时间:2026-09-11 14:02</w:t>
+        <w:t>监测窗口:近48小时 | 生成时间:2026-09-11 20:10</w:t>
       </w:r>
     </w:p>
     <w:p>
@@ -70,7 +70,7 @@
           <w:color w:val="888888"/>
           <w:sz w:val="24"/>
         </w:rPr>
-        <w:t>达尔优推出 A950SE 双模电竞鼠标：自带彩屏智显底座、AIM-WL 传感器，189 元</w:t>
+        <w:t>智能体时代的移动计算，Arm 通过一场大会给出自己的答案</w:t>
       </w:r>
     </w:p>
     <w:p>
@@ -80,7 +80,7 @@
           <w:color w:val="888888"/>
           <w:sz w:val="18"/>
         </w:rPr>
-        <w:t>来源:IT之家 | 时间:09-11 14:01</w:t>
+        <w:t>来源:IT之家 | 时间:09-11 19:08</w:t>
       </w:r>
     </w:p>
     <w:p>
@@ -97,7 +97,7 @@
             <w:color w:val="0563C1"/>
             <w:u w:val="single"/>
           </w:rPr>
-          <w:t>达尔优推出 A950SE 双模电竞鼠标：自带彩屏智显底座、AIM-WL 传感器，189 元</w:t>
+          <w:t>智能体时代的移动计算，Arm 通过一场大会给出自己的答案</w:t>
         </w:r>
       </w:hyperlink>
     </w:p>
@@ -121,7 +121,7 @@
           <w:color w:val="888888"/>
           <w:sz w:val="24"/>
         </w:rPr>
-        <w:t>蚂蚁集团 CEO 韩歆毅：智能体商业的“ChatGPT”时刻已经到来</w:t>
+        <w:t>Claude is no longer available for minors</w:t>
       </w:r>
     </w:p>
     <w:p>
@@ -131,7 +131,7 @@
           <w:color w:val="888888"/>
           <w:sz w:val="18"/>
         </w:rPr>
-        <w:t>来源:IT之家 | 时间:09-11 13:51</w:t>
+        <w:t>来源:Hacker News | 时间:09-11 18:48</w:t>
       </w:r>
     </w:p>
     <w:p>
@@ -148,7 +148,7 @@
             <w:color w:val="0563C1"/>
             <w:u w:val="single"/>
           </w:rPr>
-          <w:t>蚂蚁集团 CEO 韩歆毅：智能体商业的“ChatGPT”时刻已经到来</w:t>
+          <w:t>Claude is no longer available for minors</w:t>
         </w:r>
       </w:hyperlink>
     </w:p>
@@ -172,7 +172,7 @@
           <w:color w:val="888888"/>
           <w:sz w:val="24"/>
         </w:rPr>
-        <w:t>网易 OpenPods 有道 AI 耳机发售：获苹果 MFi 认证、支持一键通话录音等功能，1499 元</w:t>
+        <w:t>Kimi K3 模型“突破性”成功，消息称月之暗面瞄准今年年底 20 亿美元年化收入</w:t>
       </w:r>
     </w:p>
     <w:p>
@@ -182,7 +182,7 @@
           <w:color w:val="888888"/>
           <w:sz w:val="18"/>
         </w:rPr>
-        <w:t>来源:IT之家 | 时间:09-11 13:47</w:t>
+        <w:t>来源:IT之家 | 时间:09-11 18:03</w:t>
       </w:r>
     </w:p>
     <w:p>
@@ -199,7 +199,7 @@
             <w:color w:val="0563C1"/>
             <w:u w:val="single"/>
           </w:rPr>
-          <w:t>网易 OpenPods 有道 AI 耳机发售：获苹果 MFi 认证、支持一键通话录音等功能，1499 元</w:t>
+          <w:t>Kimi K3 模型“突破性”成功，消息称月之暗面瞄准今年年底 20 亿美元年化收入</w:t>
         </w:r>
       </w:hyperlink>
     </w:p>
@@ -223,7 +223,7 @@
           <w:color w:val="888888"/>
           <w:sz w:val="24"/>
         </w:rPr>
-        <w:t>支付宝将推 AI 钱包智能体</w:t>
+        <w:t>Y Combinator CEO 陈嘉兴：别过度关注 AI 末日，应该警惕现实 AI 安全风险</w:t>
       </w:r>
     </w:p>
     <w:p>
@@ -233,7 +233,7 @@
           <w:color w:val="888888"/>
           <w:sz w:val="18"/>
         </w:rPr>
-        <w:t>来源:IT之家 | 时间:09-11 13:46</w:t>
+        <w:t>来源:IT之家 | 时间:09-11 17:36</w:t>
       </w:r>
     </w:p>
     <w:p>
@@ -250,7 +250,7 @@
             <w:color w:val="0563C1"/>
             <w:u w:val="single"/>
           </w:rPr>
-          <w:t>支付宝将推 AI 钱包智能体</w:t>
+          <w:t>Y Combinator CEO 陈嘉兴：别过度关注 AI 末日，应该警惕现实 AI 安全风险</w:t>
         </w:r>
       </w:hyperlink>
     </w:p>
@@ -274,7 +274,7 @@
           <w:color w:val="888888"/>
           <w:sz w:val="24"/>
         </w:rPr>
-        <w:t>中国软件协会吕卫锋回应“AI 替代程序员”：高度重视，支持从业人员向高附加值岗位转型</w:t>
+        <w:t>天钡预告 NEX495S 迷你主机 AI 工作站，支持 192GB 内存</w:t>
       </w:r>
     </w:p>
     <w:p>
@@ -284,7 +284,7 @@
           <w:color w:val="888888"/>
           <w:sz w:val="18"/>
         </w:rPr>
-        <w:t>来源:IT之家 | 时间:09-11 12:37</w:t>
+        <w:t>来源:IT之家 | 时间:09-11 16:53</w:t>
       </w:r>
     </w:p>
     <w:p>
@@ -301,7 +301,7 @@
             <w:color w:val="0563C1"/>
             <w:u w:val="single"/>
           </w:rPr>
-          <w:t>中国软件协会吕卫锋回应“AI 替代程序员”：高度重视，支持从业人员向高附加值岗位转型</w:t>
+          <w:t>天钡预告 NEX495S 迷你主机 AI 工作站，支持 192GB 内存</w:t>
         </w:r>
       </w:hyperlink>
     </w:p>
@@ -325,7 +325,7 @@
           <w:color w:val="888888"/>
           <w:sz w:val="24"/>
         </w:rPr>
-        <w:t>奥尔特曼称 OpenAI 考虑放缓前沿 AI 开发，希望其他公司也能跟进</w:t>
+        <w:t>国内首个智能体可信身份工作组成立，阿里、华为、OPPO、联想、小米等加入</w:t>
       </w:r>
     </w:p>
     <w:p>
@@ -335,7 +335,7 @@
           <w:color w:val="888888"/>
           <w:sz w:val="18"/>
         </w:rPr>
-        <w:t>来源:IT之家 | 时间:09-11 12:23</w:t>
+        <w:t>来源:IT之家 | 时间:09-11 16:30</w:t>
       </w:r>
     </w:p>
     <w:p>
@@ -352,7 +352,7 @@
             <w:color w:val="0563C1"/>
             <w:u w:val="single"/>
           </w:rPr>
-          <w:t>奥尔特曼称 OpenAI 考虑放缓前沿 AI 开发，希望其他公司也能跟进</w:t>
+          <w:t>国内首个智能体可信身份工作组成立，阿里、华为、OPPO、联想、小米等加入</w:t>
         </w:r>
       </w:hyperlink>
     </w:p>
@@ -376,7 +376,7 @@
           <w:color w:val="888888"/>
           <w:sz w:val="24"/>
         </w:rPr>
-        <w:t>机械革命 2026 款翼龙 15 Air 笔记本 R7 H 449 版本发售：搭 24G + 1T + RTX5060 售 13999 元（国补后 9999 元）</w:t>
+        <w:t>月之暗面 Kimi K2.8 Preview 模型全量上线 Kimi Code，综合性能接近 K3</w:t>
       </w:r>
     </w:p>
     <w:p>
@@ -386,7 +386,7 @@
           <w:color w:val="888888"/>
           <w:sz w:val="18"/>
         </w:rPr>
-        <w:t>来源:IT之家 | 时间:09-11 11:59</w:t>
+        <w:t>来源:IT之家 | 时间:09-11 16:00</w:t>
       </w:r>
     </w:p>
     <w:p>
@@ -403,7 +403,7 @@
             <w:color w:val="0563C1"/>
             <w:u w:val="single"/>
           </w:rPr>
-          <w:t>机械革命 2026 款翼龙 15 Air 笔记本 R7 H 449 版本发售：搭 24G + 1T + RTX5060 售 13999 元（国补后 9999 元）</w:t>
+          <w:t>月之暗面 Kimi K2.8 Preview 模型全量上线 Kimi Code，综合性能接近 K3</w:t>
         </w:r>
       </w:hyperlink>
     </w:p>
@@ -427,7 +427,7 @@
           <w:color w:val="888888"/>
           <w:sz w:val="24"/>
         </w:rPr>
-        <w:t>微软 VS Code 1.137 发布：为宠物征名、按小时 / 日 / 周调度 AI 智能体任务</w:t>
+        <w:t>亚马逊与 OpenAI 合作，客户可在 ChatGPT 投放广告</w:t>
       </w:r>
     </w:p>
     <w:p>
@@ -437,7 +437,7 @@
           <w:color w:val="888888"/>
           <w:sz w:val="18"/>
         </w:rPr>
-        <w:t>来源:IT之家 | 时间:09-11 11:26</w:t>
+        <w:t>来源:IT之家 | 时间:09-11 15:49</w:t>
       </w:r>
     </w:p>
     <w:p>
@@ -454,7 +454,7 @@
             <w:color w:val="0563C1"/>
             <w:u w:val="single"/>
           </w:rPr>
-          <w:t>微软 VS Code 1.137 发布：为宠物征名、按小时 / 日 / 周调度 AI 智能体任务</w:t>
+          <w:t>亚马逊与 OpenAI 合作，客户可在 ChatGPT 投放广告</w:t>
         </w:r>
       </w:hyperlink>
     </w:p>
@@ -478,7 +478,7 @@
           <w:color w:val="888888"/>
           <w:sz w:val="24"/>
         </w:rPr>
-        <w:t>让机器狗替你买东西：支付宝宣布首推“AI 付 · 具身智能”，网友戏称“狗腿付”</w:t>
+        <w:t>Meta 发起又一轮重组，应用 AI 部门部分员工被邀请重返管理岗</w:t>
       </w:r>
     </w:p>
     <w:p>
@@ -488,7 +488,7 @@
           <w:color w:val="888888"/>
           <w:sz w:val="18"/>
         </w:rPr>
-        <w:t>来源:IT之家 | 时间:09-11 11:16</w:t>
+        <w:t>来源:IT之家 | 时间:09-11 15:45</w:t>
       </w:r>
     </w:p>
     <w:p>
@@ -505,7 +505,7 @@
             <w:color w:val="0563C1"/>
             <w:u w:val="single"/>
           </w:rPr>
-          <w:t>让机器狗替你买东西：支付宝宣布首推“AI 付 · 具身智能”，网友戏称“狗腿付”</w:t>
+          <w:t>Meta 发起又一轮重组，应用 AI 部门部分员工被邀请重返管理岗</w:t>
         </w:r>
       </w:hyperlink>
     </w:p>
@@ -529,7 +529,7 @@
           <w:color w:val="888888"/>
           <w:sz w:val="24"/>
         </w:rPr>
-        <w:t>Flowtica Verso AI 随身记设备发布：配 259PPI 无背光 LCD 面板、支持磁吸功能</w:t>
+        <w:t>讯飞AI眼镜牵手蚂蚁灵影AOS，开启智能穿戴从工具到生活入口新篇章</w:t>
       </w:r>
     </w:p>
     <w:p>
@@ -539,7 +539,7 @@
           <w:color w:val="888888"/>
           <w:sz w:val="18"/>
         </w:rPr>
-        <w:t>来源:IT之家 | 时间:09-11 10:49</w:t>
+        <w:t>来源:Bing新闻 | 时间:09-11 11:38</w:t>
       </w:r>
     </w:p>
     <w:p>
@@ -556,7 +556,7 @@
             <w:color w:val="0563C1"/>
             <w:u w:val="single"/>
           </w:rPr>
-          <w:t>Flowtica Verso AI 随身记设备发布：配 259PPI 无背光 LCD 面板、支持磁吸功能</w:t>
+          <w:t>讯飞AI眼镜牵手蚂蚁灵影AOS，开启智能穿戴从工具到生活入口新篇章</w:t>
         </w:r>
       </w:hyperlink>
     </w:p>
@@ -580,7 +580,7 @@
           <w:color w:val="888888"/>
           <w:sz w:val="24"/>
         </w:rPr>
-        <w:t>8.8 元买 5000 积分？央视曝光 AI 中转站低价灰产，小心你的代码被截留倒卖</w:t>
+        <w:t>讯飞AI眼镜获2026 SIVA年度最佳AR眼镜 权威大奖印证AI硬件实力</w:t>
       </w:r>
     </w:p>
     <w:p>
@@ -590,7 +590,7 @@
           <w:color w:val="888888"/>
           <w:sz w:val="18"/>
         </w:rPr>
-        <w:t>来源:IT之家 | 时间:09-11 10:24</w:t>
+        <w:t>来源:Bing新闻 | 时间:09-11 10:25</w:t>
       </w:r>
     </w:p>
     <w:p>
@@ -607,109 +607,7 @@
             <w:color w:val="0563C1"/>
             <w:u w:val="single"/>
           </w:rPr>
-          <w:t>8.8 元买 5000 积分？央视曝光 AI 中转站低价灰产，小心你的代码被截留倒卖</w:t>
-        </w:r>
-      </w:hyperlink>
-    </w:p>
-    <w:p>
-      <w:pPr>
-        <w:pStyle w:val="Heading3"/>
-      </w:pPr>
-      <w:r>
-        <w:rPr>
-          <w:rFonts w:ascii="Times New Roman" w:hAnsi="Times New Roman" w:eastAsia="黑体"/>
-          <w:b w:val="0"/>
-          <w:color w:val="888888"/>
-          <w:sz w:val="24"/>
-        </w:rPr>
-        <w:t>【C级·参考】</w:t>
-      </w:r>
-      <w:r>
-        <w:rPr>
-          <w:rFonts w:ascii="Times New Roman" w:hAnsi="Times New Roman" w:eastAsia="黑体"/>
-          <w:b w:val="0"/>
-          <w:color w:val="888888"/>
-          <w:sz w:val="24"/>
-        </w:rPr>
-        <w:t>苹果详解 Apple Watch 的 Siri Recap：全天谈话划重点、AI 摘要 7 天自动删除</w:t>
-      </w:r>
-    </w:p>
-    <w:p>
-      <w:r>
-        <w:rPr>
-          <w:rFonts w:ascii="Times New Roman" w:hAnsi="Times New Roman" w:eastAsia="宋体"/>
-          <w:color w:val="888888"/>
-          <w:sz w:val="18"/>
-        </w:rPr>
-        <w:t>来源:IT之家 | 时间:09-11 10:21</w:t>
-      </w:r>
-    </w:p>
-    <w:p>
-      <w:r>
-        <w:rPr>
-          <w:rFonts w:ascii="Times New Roman" w:hAnsi="Times New Roman" w:eastAsia="宋体"/>
-          <w:sz w:val="18"/>
-        </w:rPr>
-        <w:t>链接:</w:t>
-      </w:r>
-      <w:hyperlink r:id="rId20">
-        <w:r>
-          <w:rPr>
-            <w:color w:val="0563C1"/>
-            <w:u w:val="single"/>
-          </w:rPr>
-          <w:t>苹果详解 Apple Watch 的 Siri Recap：全天谈话划重点、AI 摘要 7 天自动删除</w:t>
-        </w:r>
-      </w:hyperlink>
-    </w:p>
-    <w:p>
-      <w:pPr>
-        <w:pStyle w:val="Heading3"/>
-      </w:pPr>
-      <w:r>
-        <w:rPr>
-          <w:rFonts w:ascii="Times New Roman" w:hAnsi="Times New Roman" w:eastAsia="黑体"/>
-          <w:b w:val="0"/>
-          <w:color w:val="888888"/>
-          <w:sz w:val="24"/>
-        </w:rPr>
-        <w:t>【C级·参考】</w:t>
-      </w:r>
-      <w:r>
-        <w:rPr>
-          <w:rFonts w:ascii="Times New Roman" w:hAnsi="Times New Roman" w:eastAsia="黑体"/>
-          <w:b w:val="0"/>
-          <w:color w:val="888888"/>
-          <w:sz w:val="24"/>
-        </w:rPr>
-        <w:t>苹果 2026 返校季活动更新：AirPods 4 升级为 AirPods 5</w:t>
-      </w:r>
-    </w:p>
-    <w:p>
-      <w:r>
-        <w:rPr>
-          <w:rFonts w:ascii="Times New Roman" w:hAnsi="Times New Roman" w:eastAsia="宋体"/>
-          <w:color w:val="888888"/>
-          <w:sz w:val="18"/>
-        </w:rPr>
-        <w:t>来源:IT之家 | 时间:09-11 10:09</w:t>
-      </w:r>
-    </w:p>
-    <w:p>
-      <w:r>
-        <w:rPr>
-          <w:rFonts w:ascii="Times New Roman" w:hAnsi="Times New Roman" w:eastAsia="宋体"/>
-          <w:sz w:val="18"/>
-        </w:rPr>
-        <w:t>链接:</w:t>
-      </w:r>
-      <w:hyperlink r:id="rId21">
-        <w:r>
-          <w:rPr>
-            <w:color w:val="0563C1"/>
-            <w:u w:val="single"/>
-          </w:rPr>
-          <w:t>苹果 2026 返校季活动更新：AirPods 4 升级为 AirPods 5</w:t>
+          <w:t>讯飞AI眼镜获2026 SIVA年度最佳AR眼镜 权威大奖印证AI硬件实力</w:t>
         </w:r>
       </w:hyperlink>
     </w:p>
@@ -754,13 +652,115 @@
         </w:rPr>
         <w:t>链接:</w:t>
       </w:r>
+      <w:hyperlink r:id="rId20">
+        <w:r>
+          <w:rPr>
+            <w:color w:val="0563C1"/>
+            <w:u w:val="single"/>
+          </w:rPr>
+          <w:t>《原神》63位角色声音“被AI盗用”，米哈游获赔75万元！</w:t>
+        </w:r>
+      </w:hyperlink>
+    </w:p>
+    <w:p>
+      <w:pPr>
+        <w:pStyle w:val="Heading3"/>
+      </w:pPr>
+      <w:r>
+        <w:rPr>
+          <w:rFonts w:ascii="Times New Roman" w:hAnsi="Times New Roman" w:eastAsia="黑体"/>
+          <w:b w:val="0"/>
+          <w:color w:val="888888"/>
+          <w:sz w:val="24"/>
+        </w:rPr>
+        <w:t>【C级·参考】</w:t>
+      </w:r>
+      <w:r>
+        <w:rPr>
+          <w:rFonts w:ascii="Times New Roman" w:hAnsi="Times New Roman" w:eastAsia="黑体"/>
+          <w:b w:val="0"/>
+          <w:color w:val="888888"/>
+          <w:sz w:val="24"/>
+        </w:rPr>
+        <w:t>AI眼镜“看向”办公室，能否成为下一块“生产力屏”？</w:t>
+      </w:r>
+    </w:p>
+    <w:p>
+      <w:r>
+        <w:rPr>
+          <w:rFonts w:ascii="Times New Roman" w:hAnsi="Times New Roman" w:eastAsia="宋体"/>
+          <w:color w:val="888888"/>
+          <w:sz w:val="18"/>
+        </w:rPr>
+        <w:t>来源:Bing新闻 | 时间:09-11 06:32</w:t>
+      </w:r>
+    </w:p>
+    <w:p>
+      <w:r>
+        <w:rPr>
+          <w:rFonts w:ascii="Times New Roman" w:hAnsi="Times New Roman" w:eastAsia="宋体"/>
+          <w:sz w:val="18"/>
+        </w:rPr>
+        <w:t>链接:</w:t>
+      </w:r>
+      <w:hyperlink r:id="rId21">
+        <w:r>
+          <w:rPr>
+            <w:color w:val="0563C1"/>
+            <w:u w:val="single"/>
+          </w:rPr>
+          <w:t>AI眼镜“看向”办公室，能否成为下一块“生产力屏”？</w:t>
+        </w:r>
+      </w:hyperlink>
+    </w:p>
+    <w:p>
+      <w:pPr>
+        <w:pStyle w:val="Heading3"/>
+      </w:pPr>
+      <w:r>
+        <w:rPr>
+          <w:rFonts w:ascii="Times New Roman" w:hAnsi="Times New Roman" w:eastAsia="黑体"/>
+          <w:b w:val="0"/>
+          <w:color w:val="888888"/>
+          <w:sz w:val="24"/>
+        </w:rPr>
+        <w:t>【C级·参考】</w:t>
+      </w:r>
+      <w:r>
+        <w:rPr>
+          <w:rFonts w:ascii="Times New Roman" w:hAnsi="Times New Roman" w:eastAsia="黑体"/>
+          <w:b w:val="0"/>
+          <w:color w:val="888888"/>
+          <w:sz w:val="24"/>
+        </w:rPr>
+        <w:t>讯飞AI眼镜接入蚂蚁灵影AOS ，从“AI工具”跃升为城市生活新入口</w:t>
+      </w:r>
+    </w:p>
+    <w:p>
+      <w:r>
+        <w:rPr>
+          <w:rFonts w:ascii="Times New Roman" w:hAnsi="Times New Roman" w:eastAsia="宋体"/>
+          <w:color w:val="888888"/>
+          <w:sz w:val="18"/>
+        </w:rPr>
+        <w:t>来源:Bing新闻 | 时间:09-11 04:05</w:t>
+      </w:r>
+    </w:p>
+    <w:p>
+      <w:r>
+        <w:rPr>
+          <w:rFonts w:ascii="Times New Roman" w:hAnsi="Times New Roman" w:eastAsia="宋体"/>
+          <w:sz w:val="18"/>
+        </w:rPr>
+        <w:t>链接:</w:t>
+      </w:r>
       <w:hyperlink r:id="rId22">
         <w:r>
           <w:rPr>
             <w:color w:val="0563C1"/>
             <w:u w:val="single"/>
           </w:rPr>
-          <w:t>《原神》63位角色声音“被AI盗用”，米哈游获赔75万元！</w:t>
+          <w:t>讯飞AI眼镜接入蚂蚁灵影AOS ，从“AI工具”跃升为城市生活新入口</w:t>
         </w:r>
       </w:hyperlink>
     </w:p>
@@ -835,6 +835,108 @@
           <w:color w:val="888888"/>
           <w:sz w:val="24"/>
         </w:rPr>
+        <w:t>千问AI眼镜携支付宝升级“看一下支付”，首次支持虹膜识别</w:t>
+      </w:r>
+    </w:p>
+    <w:p>
+      <w:r>
+        <w:rPr>
+          <w:rFonts w:ascii="Times New Roman" w:hAnsi="Times New Roman" w:eastAsia="宋体"/>
+          <w:color w:val="888888"/>
+          <w:sz w:val="18"/>
+        </w:rPr>
+        <w:t>来源:Bing新闻 | 时间:09-11 02:57</w:t>
+      </w:r>
+    </w:p>
+    <w:p>
+      <w:r>
+        <w:rPr>
+          <w:rFonts w:ascii="Times New Roman" w:hAnsi="Times New Roman" w:eastAsia="宋体"/>
+          <w:sz w:val="18"/>
+        </w:rPr>
+        <w:t>链接:</w:t>
+      </w:r>
+      <w:hyperlink r:id="rId24">
+        <w:r>
+          <w:rPr>
+            <w:color w:val="0563C1"/>
+            <w:u w:val="single"/>
+          </w:rPr>
+          <w:t>千问AI眼镜携支付宝升级“看一下支付”，首次支持虹膜识别</w:t>
+        </w:r>
+      </w:hyperlink>
+    </w:p>
+    <w:p>
+      <w:pPr>
+        <w:pStyle w:val="Heading3"/>
+      </w:pPr>
+      <w:r>
+        <w:rPr>
+          <w:rFonts w:ascii="Times New Roman" w:hAnsi="Times New Roman" w:eastAsia="黑体"/>
+          <w:b w:val="0"/>
+          <w:color w:val="888888"/>
+          <w:sz w:val="24"/>
+        </w:rPr>
+        <w:t>【C级·参考】</w:t>
+      </w:r>
+      <w:r>
+        <w:rPr>
+          <w:rFonts w:ascii="Times New Roman" w:hAnsi="Times New Roman" w:eastAsia="黑体"/>
+          <w:b w:val="0"/>
+          <w:color w:val="888888"/>
+          <w:sz w:val="24"/>
+        </w:rPr>
+        <w:t>蚂蚁发布“灵影”开放平台 AI眼镜等新终端迎来Agent运行底座</w:t>
+      </w:r>
+    </w:p>
+    <w:p>
+      <w:r>
+        <w:rPr>
+          <w:rFonts w:ascii="Times New Roman" w:hAnsi="Times New Roman" w:eastAsia="宋体"/>
+          <w:color w:val="888888"/>
+          <w:sz w:val="18"/>
+        </w:rPr>
+        <w:t>来源:Bing新闻 | 时间:09-11 02:40</w:t>
+      </w:r>
+    </w:p>
+    <w:p>
+      <w:r>
+        <w:rPr>
+          <w:rFonts w:ascii="Times New Roman" w:hAnsi="Times New Roman" w:eastAsia="宋体"/>
+          <w:sz w:val="18"/>
+        </w:rPr>
+        <w:t>链接:</w:t>
+      </w:r>
+      <w:hyperlink r:id="rId25">
+        <w:r>
+          <w:rPr>
+            <w:color w:val="0563C1"/>
+            <w:u w:val="single"/>
+          </w:rPr>
+          <w:t>蚂蚁发布“灵影”开放平台 AI眼镜等新终端迎来Agent运行底座</w:t>
+        </w:r>
+      </w:hyperlink>
+    </w:p>
+    <w:p>
+      <w:pPr>
+        <w:pStyle w:val="Heading3"/>
+      </w:pPr>
+      <w:r>
+        <w:rPr>
+          <w:rFonts w:ascii="Times New Roman" w:hAnsi="Times New Roman" w:eastAsia="黑体"/>
+          <w:b w:val="0"/>
+          <w:color w:val="888888"/>
+          <w:sz w:val="24"/>
+        </w:rPr>
+        <w:t>【C级·参考】</w:t>
+      </w:r>
+      <w:r>
+        <w:rPr>
+          <w:rFonts w:ascii="Times New Roman" w:hAnsi="Times New Roman" w:eastAsia="黑体"/>
+          <w:b w:val="0"/>
+          <w:color w:val="888888"/>
+          <w:sz w:val="24"/>
+        </w:rPr>
         <w:t>Detecting and countering misuse of AI: September 2026</w:t>
       </w:r>
     </w:p>
@@ -856,7 +958,7 @@
         </w:rPr>
         <w:t>链接:</w:t>
       </w:r>
-      <w:hyperlink r:id="rId24">
+      <w:hyperlink r:id="rId26">
         <w:r>
           <w:rPr>
             <w:color w:val="0563C1"/>
@@ -907,13 +1009,64 @@
         </w:rPr>
         <w:t>链接:</w:t>
       </w:r>
-      <w:hyperlink r:id="rId25">
+      <w:hyperlink r:id="rId27">
         <w:r>
           <w:rPr>
             <w:color w:val="0563C1"/>
             <w:u w:val="single"/>
           </w:rPr>
           <w:t>上海首个“AI眼镜城市伴游”试点落地！从豫园到外滩，数字科技重构城市漫步</w:t>
+        </w:r>
+      </w:hyperlink>
+    </w:p>
+    <w:p>
+      <w:pPr>
+        <w:pStyle w:val="Heading3"/>
+      </w:pPr>
+      <w:r>
+        <w:rPr>
+          <w:rFonts w:ascii="Times New Roman" w:hAnsi="Times New Roman" w:eastAsia="黑体"/>
+          <w:b w:val="0"/>
+          <w:color w:val="888888"/>
+          <w:sz w:val="24"/>
+        </w:rPr>
+        <w:t>【C级·参考|本地】</w:t>
+      </w:r>
+      <w:r>
+        <w:rPr>
+          <w:rFonts w:ascii="Times New Roman" w:hAnsi="Times New Roman" w:eastAsia="黑体"/>
+          <w:b w:val="0"/>
+          <w:color w:val="888888"/>
+          <w:sz w:val="24"/>
+        </w:rPr>
+        <w:t>广州AI眼镜产业园动工，2.1平方公里瞄准哪些缺口？</w:t>
+      </w:r>
+    </w:p>
+    <w:p>
+      <w:r>
+        <w:rPr>
+          <w:rFonts w:ascii="Times New Roman" w:hAnsi="Times New Roman" w:eastAsia="宋体"/>
+          <w:color w:val="888888"/>
+          <w:sz w:val="18"/>
+        </w:rPr>
+        <w:t>来源:Bing新闻 | 时间:09-11 00:59</w:t>
+      </w:r>
+    </w:p>
+    <w:p>
+      <w:r>
+        <w:rPr>
+          <w:rFonts w:ascii="Times New Roman" w:hAnsi="Times New Roman" w:eastAsia="宋体"/>
+          <w:sz w:val="18"/>
+        </w:rPr>
+        <w:t>链接:</w:t>
+      </w:r>
+      <w:hyperlink r:id="rId28">
+        <w:r>
+          <w:rPr>
+            <w:color w:val="0563C1"/>
+            <w:u w:val="single"/>
+          </w:rPr>
+          <w:t>广州AI眼镜产业园动工，2.1平方公里瞄准哪些缺口？</w:t>
         </w:r>
       </w:hyperlink>
     </w:p>
@@ -937,7 +1090,7 @@
           <w:color w:val="888888"/>
           <w:sz w:val="24"/>
         </w:rPr>
-        <w:t>灵影正式发布，蚂蚁加码AI终端开放生态</w:t>
+        <w:t>More questions about whether researchers can trust OpenAI with unpublished math</w:t>
       </w:r>
     </w:p>
     <w:p>
@@ -947,7 +1100,7 @@
           <w:color w:val="888888"/>
           <w:sz w:val="18"/>
         </w:rPr>
-        <w:t>来源:Bing新闻 | 时间:09-10 23:34</w:t>
+        <w:t>来源:Hacker News | 时间:09-10 14:49</w:t>
       </w:r>
     </w:p>
     <w:p>
@@ -958,13 +1111,13 @@
         </w:rPr>
         <w:t>链接:</w:t>
       </w:r>
-      <w:hyperlink r:id="rId26">
+      <w:hyperlink r:id="rId29">
         <w:r>
           <w:rPr>
             <w:color w:val="0563C1"/>
             <w:u w:val="single"/>
           </w:rPr>
-          <w:t>灵影正式发布，蚂蚁加码AI终端开放生态</w:t>
+          <w:t>More questions about whether researchers can trust OpenAI with unpublished math</w:t>
         </w:r>
       </w:hyperlink>
     </w:p>
@@ -988,7 +1141,7 @@
           <w:color w:val="888888"/>
           <w:sz w:val="24"/>
         </w:rPr>
-        <w:t>Meta发布个人AI智能体Muse：可自主执行复杂任务，登陆AI眼镜可期</w:t>
+        <w:t>三星加码AI眼镜</w:t>
       </w:r>
     </w:p>
     <w:p>
@@ -998,7 +1151,7 @@
           <w:color w:val="888888"/>
           <w:sz w:val="18"/>
         </w:rPr>
-        <w:t>来源:Bing新闻 | 时间:09-10 22:08</w:t>
+        <w:t>来源:Bing新闻 | 时间:09-10 11:13</w:t>
       </w:r>
     </w:p>
     <w:p>
@@ -1009,13 +1162,13 @@
         </w:rPr>
         <w:t>链接:</w:t>
       </w:r>
-      <w:hyperlink r:id="rId27">
+      <w:hyperlink r:id="rId30">
         <w:r>
           <w:rPr>
             <w:color w:val="0563C1"/>
             <w:u w:val="single"/>
           </w:rPr>
-          <w:t>Meta发布个人AI智能体Muse：可自主执行复杂任务，登陆AI眼镜可期</w:t>
+          <w:t>三星加码AI眼镜</w:t>
         </w:r>
       </w:hyperlink>
     </w:p>
@@ -1039,7 +1192,7 @@
           <w:color w:val="888888"/>
           <w:sz w:val="24"/>
         </w:rPr>
-        <w:t>三星启动带屏AI眼镜研发，目标最快2027年发布</w:t>
+        <w:t>展会与第27届中国国际光电博览会同期举行，AI眼镜成展会焦点</w:t>
       </w:r>
     </w:p>
     <w:p>
@@ -1049,7 +1202,7 @@
           <w:color w:val="888888"/>
           <w:sz w:val="18"/>
         </w:rPr>
-        <w:t>来源:Bing新闻 | 时间:09-10 20:57</w:t>
+        <w:t>来源:Bing新闻 | 时间:09-10 10:40</w:t>
       </w:r>
     </w:p>
     <w:p>
@@ -1060,115 +1213,13 @@
         </w:rPr>
         <w:t>链接:</w:t>
       </w:r>
-      <w:hyperlink r:id="rId28">
+      <w:hyperlink r:id="rId31">
         <w:r>
           <w:rPr>
             <w:color w:val="0563C1"/>
             <w:u w:val="single"/>
           </w:rPr>
-          <w:t>三星启动带屏AI眼镜研发，目标最快2027年发布</w:t>
-        </w:r>
-      </w:hyperlink>
-    </w:p>
-    <w:p>
-      <w:pPr>
-        <w:pStyle w:val="Heading3"/>
-      </w:pPr>
-      <w:r>
-        <w:rPr>
-          <w:rFonts w:ascii="Times New Roman" w:hAnsi="Times New Roman" w:eastAsia="黑体"/>
-          <w:b w:val="0"/>
-          <w:color w:val="888888"/>
-          <w:sz w:val="24"/>
-        </w:rPr>
-        <w:t>【C级·参考】</w:t>
-      </w:r>
-      <w:r>
-        <w:rPr>
-          <w:rFonts w:ascii="Times New Roman" w:hAnsi="Times New Roman" w:eastAsia="黑体"/>
-          <w:b w:val="0"/>
-          <w:color w:val="888888"/>
-          <w:sz w:val="24"/>
-        </w:rPr>
-        <w:t>三星入局AI眼镜新赛道：超小显示屏研发中，未来市场格局生变?</w:t>
-      </w:r>
-    </w:p>
-    <w:p>
-      <w:r>
-        <w:rPr>
-          <w:rFonts w:ascii="Times New Roman" w:hAnsi="Times New Roman" w:eastAsia="宋体"/>
-          <w:color w:val="888888"/>
-          <w:sz w:val="18"/>
-        </w:rPr>
-        <w:t>来源:Bing新闻 | 时间:09-10 17:50</w:t>
-      </w:r>
-    </w:p>
-    <w:p>
-      <w:r>
-        <w:rPr>
-          <w:rFonts w:ascii="Times New Roman" w:hAnsi="Times New Roman" w:eastAsia="宋体"/>
-          <w:sz w:val="18"/>
-        </w:rPr>
-        <w:t>链接:</w:t>
-      </w:r>
-      <w:hyperlink r:id="rId29">
-        <w:r>
-          <w:rPr>
-            <w:color w:val="0563C1"/>
-            <w:u w:val="single"/>
-          </w:rPr>
-          <w:t>三星入局AI眼镜新赛道：超小显示屏研发中，未来市场格局生变?</w:t>
-        </w:r>
-      </w:hyperlink>
-    </w:p>
-    <w:p>
-      <w:pPr>
-        <w:pStyle w:val="Heading3"/>
-      </w:pPr>
-      <w:r>
-        <w:rPr>
-          <w:rFonts w:ascii="Times New Roman" w:hAnsi="Times New Roman" w:eastAsia="黑体"/>
-          <w:b w:val="0"/>
-          <w:color w:val="888888"/>
-          <w:sz w:val="24"/>
-        </w:rPr>
-        <w:t>【C级·参考】</w:t>
-      </w:r>
-      <w:r>
-        <w:rPr>
-          <w:rFonts w:ascii="Times New Roman" w:hAnsi="Times New Roman" w:eastAsia="黑体"/>
-          <w:b w:val="0"/>
-          <w:color w:val="888888"/>
-          <w:sz w:val="24"/>
-        </w:rPr>
-        <w:t>三星加码AI眼镜 正研发超小显示屏 预计最早2027年下半年发布</w:t>
-      </w:r>
-    </w:p>
-    <w:p>
-      <w:r>
-        <w:rPr>
-          <w:rFonts w:ascii="Times New Roman" w:hAnsi="Times New Roman" w:eastAsia="宋体"/>
-          <w:color w:val="888888"/>
-          <w:sz w:val="18"/>
-        </w:rPr>
-        <w:t>来源:Bing新闻 | 时间:09-10 14:56</w:t>
-      </w:r>
-    </w:p>
-    <w:p>
-      <w:r>
-        <w:rPr>
-          <w:rFonts w:ascii="Times New Roman" w:hAnsi="Times New Roman" w:eastAsia="宋体"/>
-          <w:sz w:val="18"/>
-        </w:rPr>
-        <w:t>链接:</w:t>
-      </w:r>
-      <w:hyperlink r:id="rId30">
-        <w:r>
-          <w:rPr>
-            <w:color w:val="0563C1"/>
-            <w:u w:val="single"/>
-          </w:rPr>
-          <w:t>三星加码AI眼镜 正研发超小显示屏 预计最早2027年下半年发布</w:t>
+          <w:t>展会与第27届中国国际光电博览会同期举行，AI眼镜成展会焦点</w:t>
         </w:r>
       </w:hyperlink>
     </w:p>
@@ -1202,106 +1253,9 @@
       </w:r>
     </w:p>
     <w:p>
-      <w:pPr>
-        <w:pStyle w:val="Heading3"/>
-      </w:pPr>
       <w:r>
-        <w:rPr>
-          <w:rFonts w:ascii="Times New Roman" w:hAnsi="Times New Roman" w:eastAsia="黑体"/>
-          <w:b w:val="0"/>
-          <w:color w:val="888888"/>
-          <w:sz w:val="24"/>
-        </w:rPr>
-        <w:t>【C级·参考】</w:t>
+        <w:t>本线口暂无重要更新</w:t>
       </w:r>
-      <w:r>
-        <w:rPr>
-          <w:rFonts w:ascii="Times New Roman" w:hAnsi="Times New Roman" w:eastAsia="黑体"/>
-          <w:b w:val="0"/>
-          <w:color w:val="888888"/>
-          <w:sz w:val="24"/>
-        </w:rPr>
-        <w:t>纪念 9·11 事件 25 周年，2977 架无人机在美国纽约重现世贸中心双子塔</w:t>
-      </w:r>
-    </w:p>
-    <w:p>
-      <w:r>
-        <w:rPr>
-          <w:rFonts w:ascii="Times New Roman" w:hAnsi="Times New Roman" w:eastAsia="宋体"/>
-          <w:color w:val="888888"/>
-          <w:sz w:val="18"/>
-        </w:rPr>
-        <w:t>来源:IT之家 | 时间:09-11 11:28</w:t>
-      </w:r>
-    </w:p>
-    <w:p>
-      <w:r>
-        <w:rPr>
-          <w:rFonts w:ascii="Times New Roman" w:hAnsi="Times New Roman" w:eastAsia="宋体"/>
-          <w:sz w:val="18"/>
-        </w:rPr>
-        <w:t>链接:</w:t>
-      </w:r>
-      <w:hyperlink r:id="rId31">
-        <w:r>
-          <w:rPr>
-            <w:color w:val="0563C1"/>
-            <w:u w:val="single"/>
-          </w:rPr>
-          <w:t>纪念 9·11 事件 25 周年，2977 架无人机在美国纽约重现世贸中心双子塔</w:t>
-        </w:r>
-      </w:hyperlink>
-    </w:p>
-    <w:p>
-      <w:pPr>
-        <w:pStyle w:val="Heading3"/>
-      </w:pPr>
-      <w:r>
-        <w:rPr>
-          <w:rFonts w:ascii="Times New Roman" w:hAnsi="Times New Roman" w:eastAsia="黑体"/>
-          <w:b w:val="0"/>
-          <w:color w:val="888888"/>
-          <w:sz w:val="24"/>
-        </w:rPr>
-        <w:t>【C级·参考】</w:t>
-      </w:r>
-      <w:r>
-        <w:rPr>
-          <w:rFonts w:ascii="Times New Roman" w:hAnsi="Times New Roman" w:eastAsia="黑体"/>
-          <w:b w:val="0"/>
-          <w:color w:val="888888"/>
-          <w:sz w:val="24"/>
-        </w:rPr>
-        <w:t>工信部等九部门：到 2030 年纯电动乘用车百公里平均电耗达 11.5kWh 左右，自动驾驶汽车规模应用</w:t>
-      </w:r>
-    </w:p>
-    <w:p>
-      <w:r>
-        <w:rPr>
-          <w:rFonts w:ascii="Times New Roman" w:hAnsi="Times New Roman" w:eastAsia="宋体"/>
-          <w:color w:val="888888"/>
-          <w:sz w:val="18"/>
-        </w:rPr>
-        <w:t>来源:IT之家 | 时间:09-11 09:44</w:t>
-      </w:r>
-    </w:p>
-    <w:p>
-      <w:r>
-        <w:rPr>
-          <w:rFonts w:ascii="Times New Roman" w:hAnsi="Times New Roman" w:eastAsia="宋体"/>
-          <w:sz w:val="18"/>
-        </w:rPr>
-        <w:t>链接:</w:t>
-      </w:r>
-      <w:hyperlink r:id="rId32">
-        <w:r>
-          <w:rPr>
-            <w:color w:val="0563C1"/>
-            <w:u w:val="single"/>
-          </w:rPr>
-          <w:t>工信部等九部门：到 2030 年纯电动乘用车百公里平均电耗达 11.5kWh 左右，自动驾驶汽车规模应用</w:t>
-        </w:r>
-      </w:hyperlink>
     </w:p>
     <w:p>
       <w:pPr>
@@ -1352,159 +1306,6 @@
           <w:color w:val="888888"/>
           <w:sz w:val="24"/>
         </w:rPr>
-        <w:t>索尼 SIE 恐怖游戏《直到黎明 2》开启预购，PSN 港服 278 港币起</w:t>
-      </w:r>
-    </w:p>
-    <w:p>
-      <w:r>
-        <w:rPr>
-          <w:rFonts w:ascii="Times New Roman" w:hAnsi="Times New Roman" w:eastAsia="宋体"/>
-          <w:color w:val="888888"/>
-          <w:sz w:val="18"/>
-        </w:rPr>
-        <w:t>来源:IT之家 | 时间:09-11 11:56</w:t>
-      </w:r>
-    </w:p>
-    <w:p>
-      <w:r>
-        <w:rPr>
-          <w:rFonts w:ascii="Times New Roman" w:hAnsi="Times New Roman" w:eastAsia="宋体"/>
-          <w:sz w:val="18"/>
-        </w:rPr>
-        <w:t>链接:</w:t>
-      </w:r>
-      <w:hyperlink r:id="rId33">
-        <w:r>
-          <w:rPr>
-            <w:color w:val="0563C1"/>
-            <w:u w:val="single"/>
-          </w:rPr>
-          <w:t>索尼 SIE 恐怖游戏《直到黎明 2》开启预购，PSN 港服 278 港币起</w:t>
-        </w:r>
-      </w:hyperlink>
-    </w:p>
-    <w:p>
-      <w:pPr>
-        <w:pStyle w:val="Heading3"/>
-      </w:pPr>
-      <w:r>
-        <w:rPr>
-          <w:rFonts w:ascii="Times New Roman" w:hAnsi="Times New Roman" w:eastAsia="黑体"/>
-          <w:b w:val="0"/>
-          <w:color w:val="888888"/>
-          <w:sz w:val="24"/>
-        </w:rPr>
-        <w:t>【C级·参考】</w:t>
-      </w:r>
-      <w:r>
-        <w:rPr>
-          <w:rFonts w:ascii="Times New Roman" w:hAnsi="Times New Roman" w:eastAsia="黑体"/>
-          <w:b w:val="0"/>
-          <w:color w:val="888888"/>
-          <w:sz w:val="24"/>
-        </w:rPr>
-        <w:t>育碧经典游戏《孤岛惊魂 3》及血龙 DLC 将于明年春季登陆任天堂 Switch 2 平台</w:t>
-      </w:r>
-    </w:p>
-    <w:p>
-      <w:r>
-        <w:rPr>
-          <w:rFonts w:ascii="Times New Roman" w:hAnsi="Times New Roman" w:eastAsia="宋体"/>
-          <w:color w:val="888888"/>
-          <w:sz w:val="18"/>
-        </w:rPr>
-        <w:t>来源:IT之家 | 时间:09-11 11:52</w:t>
-      </w:r>
-    </w:p>
-    <w:p>
-      <w:r>
-        <w:rPr>
-          <w:rFonts w:ascii="Times New Roman" w:hAnsi="Times New Roman" w:eastAsia="宋体"/>
-          <w:sz w:val="18"/>
-        </w:rPr>
-        <w:t>链接:</w:t>
-      </w:r>
-      <w:hyperlink r:id="rId34">
-        <w:r>
-          <w:rPr>
-            <w:color w:val="0563C1"/>
-            <w:u w:val="single"/>
-          </w:rPr>
-          <w:t>育碧经典游戏《孤岛惊魂 3》及血龙 DLC 将于明年春季登陆任天堂 Switch 2 平台</w:t>
-        </w:r>
-      </w:hyperlink>
-    </w:p>
-    <w:p>
-      <w:pPr>
-        <w:pStyle w:val="Heading3"/>
-      </w:pPr>
-      <w:r>
-        <w:rPr>
-          <w:rFonts w:ascii="Times New Roman" w:hAnsi="Times New Roman" w:eastAsia="黑体"/>
-          <w:b w:val="0"/>
-          <w:color w:val="888888"/>
-          <w:sz w:val="24"/>
-        </w:rPr>
-        <w:t>【C级·参考】</w:t>
-      </w:r>
-      <w:r>
-        <w:rPr>
-          <w:rFonts w:ascii="Times New Roman" w:hAnsi="Times New Roman" w:eastAsia="黑体"/>
-          <w:b w:val="0"/>
-          <w:color w:val="888888"/>
-          <w:sz w:val="24"/>
-        </w:rPr>
-        <w:t>索尼 SIE 在集体诉讼中称“消费者并非拥有数字游戏所有权”，玩家列举官方先前措辞清单“打脸”</w:t>
-      </w:r>
-    </w:p>
-    <w:p>
-      <w:r>
-        <w:rPr>
-          <w:rFonts w:ascii="Times New Roman" w:hAnsi="Times New Roman" w:eastAsia="宋体"/>
-          <w:color w:val="888888"/>
-          <w:sz w:val="18"/>
-        </w:rPr>
-        <w:t>来源:IT之家 | 时间:09-11 11:16</w:t>
-      </w:r>
-    </w:p>
-    <w:p>
-      <w:r>
-        <w:rPr>
-          <w:rFonts w:ascii="Times New Roman" w:hAnsi="Times New Roman" w:eastAsia="宋体"/>
-          <w:sz w:val="18"/>
-        </w:rPr>
-        <w:t>链接:</w:t>
-      </w:r>
-      <w:hyperlink r:id="rId35">
-        <w:r>
-          <w:rPr>
-            <w:color w:val="0563C1"/>
-            <w:u w:val="single"/>
-          </w:rPr>
-          <w:t>索尼 SIE 在集体诉讼中称“消费者并非拥有数字游戏所有权”，玩家列举官方先前措辞清单“打脸”</w:t>
-        </w:r>
-      </w:hyperlink>
-    </w:p>
-    <w:p>
-      <w:pPr>
-        <w:pStyle w:val="Heading3"/>
-      </w:pPr>
-      <w:r>
-        <w:rPr>
-          <w:rFonts w:ascii="Times New Roman" w:hAnsi="Times New Roman" w:eastAsia="黑体"/>
-          <w:b w:val="0"/>
-          <w:color w:val="888888"/>
-          <w:sz w:val="24"/>
-        </w:rPr>
-        <w:t>【C级·参考】</w:t>
-      </w:r>
-      <w:r>
-        <w:rPr>
-          <w:rFonts w:ascii="Times New Roman" w:hAnsi="Times New Roman" w:eastAsia="黑体"/>
-          <w:b w:val="0"/>
-          <w:color w:val="888888"/>
-          <w:sz w:val="24"/>
-        </w:rPr>
         <w:t>刘慈欣硬撑中国科幻，《流浪地球：望日》游戏登上热搜！团队热血，玩家理性</w:t>
       </w:r>
     </w:p>
@@ -1526,64 +1327,13 @@
         </w:rPr>
         <w:t>链接:</w:t>
       </w:r>
-      <w:hyperlink r:id="rId36">
+      <w:hyperlink r:id="rId32">
         <w:r>
           <w:rPr>
             <w:color w:val="0563C1"/>
             <w:u w:val="single"/>
           </w:rPr>
           <w:t>刘慈欣硬撑中国科幻，《流浪地球：望日》游戏登上热搜！团队热血，玩家理性</w:t>
-        </w:r>
-      </w:hyperlink>
-    </w:p>
-    <w:p>
-      <w:pPr>
-        <w:pStyle w:val="Heading3"/>
-      </w:pPr>
-      <w:r>
-        <w:rPr>
-          <w:rFonts w:ascii="Times New Roman" w:hAnsi="Times New Roman" w:eastAsia="黑体"/>
-          <w:b w:val="0"/>
-          <w:color w:val="888888"/>
-          <w:sz w:val="24"/>
-        </w:rPr>
-        <w:t>【C级·参考】</w:t>
-      </w:r>
-      <w:r>
-        <w:rPr>
-          <w:rFonts w:ascii="Times New Roman" w:hAnsi="Times New Roman" w:eastAsia="黑体"/>
-          <w:b w:val="0"/>
-          <w:color w:val="888888"/>
-          <w:sz w:val="24"/>
-        </w:rPr>
-        <w:t>消息称沙特主权财富基金 PIF 考虑合并旗下两大游戏业务 EA 与 Savvy Games</w:t>
-      </w:r>
-    </w:p>
-    <w:p>
-      <w:r>
-        <w:rPr>
-          <w:rFonts w:ascii="Times New Roman" w:hAnsi="Times New Roman" w:eastAsia="宋体"/>
-          <w:color w:val="888888"/>
-          <w:sz w:val="18"/>
-        </w:rPr>
-        <w:t>来源:IT之家 | 时间:09-11 09:54</w:t>
-      </w:r>
-    </w:p>
-    <w:p>
-      <w:r>
-        <w:rPr>
-          <w:rFonts w:ascii="Times New Roman" w:hAnsi="Times New Roman" w:eastAsia="宋体"/>
-          <w:sz w:val="18"/>
-        </w:rPr>
-        <w:t>链接:</w:t>
-      </w:r>
-      <w:hyperlink r:id="rId37">
-        <w:r>
-          <w:rPr>
-            <w:color w:val="0563C1"/>
-            <w:u w:val="single"/>
-          </w:rPr>
-          <w:t>消息称沙特主权财富基金 PIF 考虑合并旗下两大游戏业务 EA 与 Savvy Games</w:t>
         </w:r>
       </w:hyperlink>
     </w:p>
@@ -1628,13 +1378,268 @@
         </w:rPr>
         <w:t>链接:</w:t>
       </w:r>
+      <w:hyperlink r:id="rId33">
+        <w:r>
+          <w:rPr>
+            <w:color w:val="0563C1"/>
+            <w:u w:val="single"/>
+          </w:rPr>
+          <w:t>“小岛秀夫的游戏都要自救”！索尼官宣砍掉《PHYSINT》，小岛拉来微软救场</w:t>
+        </w:r>
+      </w:hyperlink>
+    </w:p>
+    <w:p>
+      <w:pPr>
+        <w:pStyle w:val="Heading3"/>
+      </w:pPr>
+      <w:r>
+        <w:rPr>
+          <w:rFonts w:ascii="Times New Roman" w:hAnsi="Times New Roman" w:eastAsia="黑体"/>
+          <w:b w:val="0"/>
+          <w:color w:val="888888"/>
+          <w:sz w:val="24"/>
+        </w:rPr>
+        <w:t>【C级·参考】</w:t>
+      </w:r>
+      <w:r>
+        <w:rPr>
+          <w:rFonts w:ascii="Times New Roman" w:hAnsi="Times New Roman" w:eastAsia="黑体"/>
+          <w:b w:val="0"/>
+          <w:color w:val="888888"/>
+          <w:sz w:val="24"/>
+        </w:rPr>
+        <w:t>“非遗传统技艺”成文化现象！中国游戏热捧，厂商竟遇到“江湖骗子”？</w:t>
+      </w:r>
+    </w:p>
+    <w:p>
+      <w:r>
+        <w:rPr>
+          <w:rFonts w:ascii="Times New Roman" w:hAnsi="Times New Roman" w:eastAsia="宋体"/>
+          <w:color w:val="888888"/>
+          <w:sz w:val="18"/>
+        </w:rPr>
+        <w:t>来源:GameLook | 时间:09-10 10:42</w:t>
+      </w:r>
+    </w:p>
+    <w:p>
+      <w:r>
+        <w:rPr>
+          <w:rFonts w:ascii="Times New Roman" w:hAnsi="Times New Roman" w:eastAsia="宋体"/>
+          <w:sz w:val="18"/>
+        </w:rPr>
+        <w:t>链接:</w:t>
+      </w:r>
+      <w:hyperlink r:id="rId34">
+        <w:r>
+          <w:rPr>
+            <w:color w:val="0563C1"/>
+            <w:u w:val="single"/>
+          </w:rPr>
+          <w:t>“非遗传统技艺”成文化现象！中国游戏热捧，厂商竟遇到“江湖骗子”？</w:t>
+        </w:r>
+      </w:hyperlink>
+    </w:p>
+    <w:p>
+      <w:pPr>
+        <w:pStyle w:val="Heading3"/>
+      </w:pPr>
+      <w:r>
+        <w:rPr>
+          <w:rFonts w:ascii="Times New Roman" w:hAnsi="Times New Roman" w:eastAsia="黑体"/>
+          <w:b w:val="0"/>
+          <w:color w:val="888888"/>
+          <w:sz w:val="24"/>
+        </w:rPr>
+        <w:t>【C级·参考】</w:t>
+      </w:r>
+      <w:r>
+        <w:rPr>
+          <w:rFonts w:ascii="Times New Roman" w:hAnsi="Times New Roman" w:eastAsia="黑体"/>
+          <w:b w:val="0"/>
+          <w:color w:val="888888"/>
+          <w:sz w:val="24"/>
+        </w:rPr>
+        <w:t>国外独游开发者诉苦：游戏还没发售，已被逆向破解做成小游戏上线抖音！</w:t>
+      </w:r>
+    </w:p>
+    <w:p>
+      <w:r>
+        <w:rPr>
+          <w:rFonts w:ascii="Times New Roman" w:hAnsi="Times New Roman" w:eastAsia="宋体"/>
+          <w:color w:val="888888"/>
+          <w:sz w:val="18"/>
+        </w:rPr>
+        <w:t>来源:GameLook | 时间:09-10 10:06</w:t>
+      </w:r>
+    </w:p>
+    <w:p>
+      <w:r>
+        <w:rPr>
+          <w:rFonts w:ascii="Times New Roman" w:hAnsi="Times New Roman" w:eastAsia="宋体"/>
+          <w:sz w:val="18"/>
+        </w:rPr>
+        <w:t>链接:</w:t>
+      </w:r>
+      <w:hyperlink r:id="rId35">
+        <w:r>
+          <w:rPr>
+            <w:color w:val="0563C1"/>
+            <w:u w:val="single"/>
+          </w:rPr>
+          <w:t>国外独游开发者诉苦：游戏还没发售，已被逆向破解做成小游戏上线抖音！</w:t>
+        </w:r>
+      </w:hyperlink>
+    </w:p>
+    <w:p>
+      <w:pPr>
+        <w:pStyle w:val="Heading3"/>
+      </w:pPr>
+      <w:r>
+        <w:rPr>
+          <w:rFonts w:ascii="Times New Roman" w:hAnsi="Times New Roman" w:eastAsia="黑体"/>
+          <w:b w:val="0"/>
+          <w:color w:val="888888"/>
+          <w:sz w:val="24"/>
+        </w:rPr>
+        <w:t>【C级·参考】</w:t>
+      </w:r>
+      <w:r>
+        <w:rPr>
+          <w:rFonts w:ascii="Times New Roman" w:hAnsi="Times New Roman" w:eastAsia="黑体"/>
+          <w:b w:val="0"/>
+          <w:color w:val="888888"/>
+          <w:sz w:val="24"/>
+        </w:rPr>
+        <w:t>《核爆模拟器》小游戏全球火了！挨炸次数：伊朗第1,美国第2，韩国日本紧随其后</w:t>
+      </w:r>
+    </w:p>
+    <w:p>
+      <w:r>
+        <w:rPr>
+          <w:rFonts w:ascii="Times New Roman" w:hAnsi="Times New Roman" w:eastAsia="宋体"/>
+          <w:color w:val="888888"/>
+          <w:sz w:val="18"/>
+        </w:rPr>
+        <w:t>来源:GameLook | 时间:09-10 09:57</w:t>
+      </w:r>
+    </w:p>
+    <w:p>
+      <w:r>
+        <w:rPr>
+          <w:rFonts w:ascii="Times New Roman" w:hAnsi="Times New Roman" w:eastAsia="宋体"/>
+          <w:sz w:val="18"/>
+        </w:rPr>
+        <w:t>链接:</w:t>
+      </w:r>
+      <w:hyperlink r:id="rId36">
+        <w:r>
+          <w:rPr>
+            <w:color w:val="0563C1"/>
+            <w:u w:val="single"/>
+          </w:rPr>
+          <w:t>《核爆模拟器》小游戏全球火了！挨炸次数：伊朗第1,美国第2，韩国日本紧随其后</w:t>
+        </w:r>
+      </w:hyperlink>
+    </w:p>
+    <w:p>
+      <w:pPr>
+        <w:pStyle w:val="Heading3"/>
+      </w:pPr>
+      <w:r>
+        <w:rPr>
+          <w:rFonts w:ascii="Times New Roman" w:hAnsi="Times New Roman" w:eastAsia="黑体"/>
+          <w:b w:val="0"/>
+          <w:color w:val="888888"/>
+          <w:sz w:val="24"/>
+        </w:rPr>
+        <w:t>【C级·参考】</w:t>
+      </w:r>
+      <w:r>
+        <w:rPr>
+          <w:rFonts w:ascii="Times New Roman" w:hAnsi="Times New Roman" w:eastAsia="黑体"/>
+          <w:b w:val="0"/>
+          <w:color w:val="888888"/>
+          <w:sz w:val="24"/>
+        </w:rPr>
+        <w:t>库洛新商标“不完全燃烧”曝光，NAMI要来、还是又一款新游戏？</w:t>
+      </w:r>
+    </w:p>
+    <w:p>
+      <w:r>
+        <w:rPr>
+          <w:rFonts w:ascii="Times New Roman" w:hAnsi="Times New Roman" w:eastAsia="宋体"/>
+          <w:color w:val="888888"/>
+          <w:sz w:val="18"/>
+        </w:rPr>
+        <w:t>来源:GameLook | 时间:09-10 09:51</w:t>
+      </w:r>
+    </w:p>
+    <w:p>
+      <w:r>
+        <w:rPr>
+          <w:rFonts w:ascii="Times New Roman" w:hAnsi="Times New Roman" w:eastAsia="宋体"/>
+          <w:sz w:val="18"/>
+        </w:rPr>
+        <w:t>链接:</w:t>
+      </w:r>
+      <w:hyperlink r:id="rId37">
+        <w:r>
+          <w:rPr>
+            <w:color w:val="0563C1"/>
+            <w:u w:val="single"/>
+          </w:rPr>
+          <w:t>库洛新商标“不完全燃烧”曝光，NAMI要来、还是又一款新游戏？</w:t>
+        </w:r>
+      </w:hyperlink>
+    </w:p>
+    <w:p>
+      <w:pPr>
+        <w:pStyle w:val="Heading3"/>
+      </w:pPr>
+      <w:r>
+        <w:rPr>
+          <w:rFonts w:ascii="Times New Roman" w:hAnsi="Times New Roman" w:eastAsia="黑体"/>
+          <w:b w:val="0"/>
+          <w:color w:val="888888"/>
+          <w:sz w:val="24"/>
+        </w:rPr>
+        <w:t>【C级·参考】</w:t>
+      </w:r>
+      <w:r>
+        <w:rPr>
+          <w:rFonts w:ascii="Times New Roman" w:hAnsi="Times New Roman" w:eastAsia="黑体"/>
+          <w:b w:val="0"/>
+          <w:color w:val="888888"/>
+          <w:sz w:val="24"/>
+        </w:rPr>
+        <w:t>拳头联合创始人表态：“未来要做买断制付费游戏”！</w:t>
+      </w:r>
+    </w:p>
+    <w:p>
+      <w:r>
+        <w:rPr>
+          <w:rFonts w:ascii="Times New Roman" w:hAnsi="Times New Roman" w:eastAsia="宋体"/>
+          <w:color w:val="888888"/>
+          <w:sz w:val="18"/>
+        </w:rPr>
+        <w:t>来源:GameLook | 时间:09-10 09:11</w:t>
+      </w:r>
+    </w:p>
+    <w:p>
+      <w:r>
+        <w:rPr>
+          <w:rFonts w:ascii="Times New Roman" w:hAnsi="Times New Roman" w:eastAsia="宋体"/>
+          <w:sz w:val="18"/>
+        </w:rPr>
+        <w:t>链接:</w:t>
+      </w:r>
       <w:hyperlink r:id="rId38">
         <w:r>
           <w:rPr>
             <w:color w:val="0563C1"/>
             <w:u w:val="single"/>
           </w:rPr>
-          <w:t>“小岛秀夫的游戏都要自救”！索尼官宣砍掉《PHYSINT》，小岛拉来微软救场</w:t>
+          <w:t>拳头联合创始人表态：“未来要做买断制付费游戏”！</w:t>
         </w:r>
       </w:hyperlink>
     </w:p>
@@ -1681,7 +1686,7 @@
           <w:rFonts w:ascii="Times New Roman" w:hAnsi="Times New Roman" w:eastAsia="宋体"/>
           <w:sz w:val="18"/>
         </w:rPr>
-        <w:t>IT之家(60)、GameLook(15)、HackerNews(6)、Bing新闻(9)</w:t>
+        <w:t>IT之家(60)、GameLook(15)、HackerNews(7)、Bing新闻(10)</w:t>
       </w:r>
     </w:p>
     <w:p>

--- a/briefings/线口监测午报-2026-09-11.docx
+++ b/briefings/线口监测午报-2026-09-11.docx
@@ -22,7 +22,7 @@
           <w:color w:val="888888"/>
           <w:sz w:val="18"/>
         </w:rPr>
-        <w:t>监测窗口:近48小时 | 生成时间:2026-09-11 20:10</w:t>
+        <w:t>监测窗口:近48小时 | 生成时间:2026-09-11 20:47</w:t>
       </w:r>
     </w:p>
     <w:p>
@@ -70,6 +70,108 @@
           <w:color w:val="888888"/>
           <w:sz w:val="24"/>
         </w:rPr>
+        <w:t>DeepSeek 将继续提供 V4 Pro API 调用服务：原定 9 月 14 日下线，计费方式保持不变</w:t>
+      </w:r>
+    </w:p>
+    <w:p>
+      <w:r>
+        <w:rPr>
+          <w:rFonts w:ascii="Times New Roman" w:hAnsi="Times New Roman" w:eastAsia="宋体"/>
+          <w:color w:val="888888"/>
+          <w:sz w:val="18"/>
+        </w:rPr>
+        <w:t>来源:IT之家 | 时间:09-11 20:25</w:t>
+      </w:r>
+    </w:p>
+    <w:p>
+      <w:r>
+        <w:rPr>
+          <w:rFonts w:ascii="Times New Roman" w:hAnsi="Times New Roman" w:eastAsia="宋体"/>
+          <w:sz w:val="18"/>
+        </w:rPr>
+        <w:t>链接:</w:t>
+      </w:r>
+      <w:hyperlink r:id="rId9">
+        <w:r>
+          <w:rPr>
+            <w:color w:val="0563C1"/>
+            <w:u w:val="single"/>
+          </w:rPr>
+          <w:t>DeepSeek 将继续提供 V4 Pro API 调用服务：原定 9 月 14 日下线，计费方式保持不变</w:t>
+        </w:r>
+      </w:hyperlink>
+    </w:p>
+    <w:p>
+      <w:pPr>
+        <w:pStyle w:val="Heading3"/>
+      </w:pPr>
+      <w:r>
+        <w:rPr>
+          <w:rFonts w:ascii="Times New Roman" w:hAnsi="Times New Roman" w:eastAsia="黑体"/>
+          <w:b w:val="0"/>
+          <w:color w:val="888888"/>
+          <w:sz w:val="24"/>
+        </w:rPr>
+        <w:t>【C级·参考】</w:t>
+      </w:r>
+      <w:r>
+        <w:rPr>
+          <w:rFonts w:ascii="Times New Roman" w:hAnsi="Times New Roman" w:eastAsia="黑体"/>
+          <w:b w:val="0"/>
+          <w:color w:val="888888"/>
+          <w:sz w:val="24"/>
+        </w:rPr>
+        <w:t>The Waymo effect: how AI is quietly making research less collaborative</w:t>
+      </w:r>
+    </w:p>
+    <w:p>
+      <w:r>
+        <w:rPr>
+          <w:rFonts w:ascii="Times New Roman" w:hAnsi="Times New Roman" w:eastAsia="宋体"/>
+          <w:color w:val="888888"/>
+          <w:sz w:val="18"/>
+        </w:rPr>
+        <w:t>来源:Hacker News | 时间:09-11 19:17</w:t>
+      </w:r>
+    </w:p>
+    <w:p>
+      <w:r>
+        <w:rPr>
+          <w:rFonts w:ascii="Times New Roman" w:hAnsi="Times New Roman" w:eastAsia="宋体"/>
+          <w:sz w:val="18"/>
+        </w:rPr>
+        <w:t>链接:</w:t>
+      </w:r>
+      <w:hyperlink r:id="rId10">
+        <w:r>
+          <w:rPr>
+            <w:color w:val="0563C1"/>
+            <w:u w:val="single"/>
+          </w:rPr>
+          <w:t>The Waymo effect: how AI is quietly making research less collaborative</w:t>
+        </w:r>
+      </w:hyperlink>
+    </w:p>
+    <w:p>
+      <w:pPr>
+        <w:pStyle w:val="Heading3"/>
+      </w:pPr>
+      <w:r>
+        <w:rPr>
+          <w:rFonts w:ascii="Times New Roman" w:hAnsi="Times New Roman" w:eastAsia="黑体"/>
+          <w:b w:val="0"/>
+          <w:color w:val="888888"/>
+          <w:sz w:val="24"/>
+        </w:rPr>
+        <w:t>【C级·参考】</w:t>
+      </w:r>
+      <w:r>
+        <w:rPr>
+          <w:rFonts w:ascii="Times New Roman" w:hAnsi="Times New Roman" w:eastAsia="黑体"/>
+          <w:b w:val="0"/>
+          <w:color w:val="888888"/>
+          <w:sz w:val="24"/>
+        </w:rPr>
         <w:t>智能体时代的移动计算，Arm 通过一场大会给出自己的答案</w:t>
       </w:r>
     </w:p>
@@ -91,7 +193,7 @@
         </w:rPr>
         <w:t>链接:</w:t>
       </w:r>
-      <w:hyperlink r:id="rId9">
+      <w:hyperlink r:id="rId11">
         <w:r>
           <w:rPr>
             <w:color w:val="0563C1"/>
@@ -142,7 +244,7 @@
         </w:rPr>
         <w:t>链接:</w:t>
       </w:r>
-      <w:hyperlink r:id="rId10">
+      <w:hyperlink r:id="rId12">
         <w:r>
           <w:rPr>
             <w:color w:val="0563C1"/>
@@ -193,7 +295,7 @@
         </w:rPr>
         <w:t>链接:</w:t>
       </w:r>
-      <w:hyperlink r:id="rId11">
+      <w:hyperlink r:id="rId13">
         <w:r>
           <w:rPr>
             <w:color w:val="0563C1"/>
@@ -244,7 +346,7 @@
         </w:rPr>
         <w:t>链接:</w:t>
       </w:r>
-      <w:hyperlink r:id="rId12">
+      <w:hyperlink r:id="rId14">
         <w:r>
           <w:rPr>
             <w:color w:val="0563C1"/>
@@ -295,7 +397,7 @@
         </w:rPr>
         <w:t>链接:</w:t>
       </w:r>
-      <w:hyperlink r:id="rId13">
+      <w:hyperlink r:id="rId15">
         <w:r>
           <w:rPr>
             <w:color w:val="0563C1"/>
@@ -346,7 +448,7 @@
         </w:rPr>
         <w:t>链接:</w:t>
       </w:r>
-      <w:hyperlink r:id="rId14">
+      <w:hyperlink r:id="rId16">
         <w:r>
           <w:rPr>
             <w:color w:val="0563C1"/>
@@ -397,7 +499,7 @@
         </w:rPr>
         <w:t>链接:</w:t>
       </w:r>
-      <w:hyperlink r:id="rId15">
+      <w:hyperlink r:id="rId17">
         <w:r>
           <w:rPr>
             <w:color w:val="0563C1"/>
@@ -448,7 +550,7 @@
         </w:rPr>
         <w:t>链接:</w:t>
       </w:r>
-      <w:hyperlink r:id="rId16">
+      <w:hyperlink r:id="rId18">
         <w:r>
           <w:rPr>
             <w:color w:val="0563C1"/>
@@ -499,7 +601,7 @@
         </w:rPr>
         <w:t>链接:</w:t>
       </w:r>
-      <w:hyperlink r:id="rId17">
+      <w:hyperlink r:id="rId19">
         <w:r>
           <w:rPr>
             <w:color w:val="0563C1"/>
@@ -550,7 +652,7 @@
         </w:rPr>
         <w:t>链接:</w:t>
       </w:r>
-      <w:hyperlink r:id="rId18">
+      <w:hyperlink r:id="rId20">
         <w:r>
           <w:rPr>
             <w:color w:val="0563C1"/>
@@ -601,7 +703,7 @@
         </w:rPr>
         <w:t>链接:</w:t>
       </w:r>
-      <w:hyperlink r:id="rId19">
+      <w:hyperlink r:id="rId21">
         <w:r>
           <w:rPr>
             <w:color w:val="0563C1"/>
@@ -652,7 +754,7 @@
         </w:rPr>
         <w:t>链接:</w:t>
       </w:r>
-      <w:hyperlink r:id="rId20">
+      <w:hyperlink r:id="rId22">
         <w:r>
           <w:rPr>
             <w:color w:val="0563C1"/>
@@ -703,13 +805,64 @@
         </w:rPr>
         <w:t>链接:</w:t>
       </w:r>
-      <w:hyperlink r:id="rId21">
+      <w:hyperlink r:id="rId23">
         <w:r>
           <w:rPr>
             <w:color w:val="0563C1"/>
             <w:u w:val="single"/>
           </w:rPr>
           <w:t>AI眼镜“看向”办公室，能否成为下一块“生产力屏”？</w:t>
+        </w:r>
+      </w:hyperlink>
+    </w:p>
+    <w:p>
+      <w:pPr>
+        <w:pStyle w:val="Heading3"/>
+      </w:pPr>
+      <w:r>
+        <w:rPr>
+          <w:rFonts w:ascii="Times New Roman" w:hAnsi="Times New Roman" w:eastAsia="黑体"/>
+          <w:b w:val="0"/>
+          <w:color w:val="888888"/>
+          <w:sz w:val="24"/>
+        </w:rPr>
+        <w:t>【C级·参考】</w:t>
+      </w:r>
+      <w:r>
+        <w:rPr>
+          <w:rFonts w:ascii="Times New Roman" w:hAnsi="Times New Roman" w:eastAsia="黑体"/>
+          <w:b w:val="0"/>
+          <w:color w:val="888888"/>
+          <w:sz w:val="24"/>
+        </w:rPr>
+        <w:t>AI眼镜防近视、3D打印鞋上脚、智慧餐台4秒结账，这场成果展展出一幕日常版“数智生活”</w:t>
+      </w:r>
+    </w:p>
+    <w:p>
+      <w:r>
+        <w:rPr>
+          <w:rFonts w:ascii="Times New Roman" w:hAnsi="Times New Roman" w:eastAsia="宋体"/>
+          <w:color w:val="888888"/>
+          <w:sz w:val="18"/>
+        </w:rPr>
+        <w:t>来源:Bing新闻 | 时间:09-11 05:11</w:t>
+      </w:r>
+    </w:p>
+    <w:p>
+      <w:r>
+        <w:rPr>
+          <w:rFonts w:ascii="Times New Roman" w:hAnsi="Times New Roman" w:eastAsia="宋体"/>
+          <w:sz w:val="18"/>
+        </w:rPr>
+        <w:t>链接:</w:t>
+      </w:r>
+      <w:hyperlink r:id="rId24">
+        <w:r>
+          <w:rPr>
+            <w:color w:val="0563C1"/>
+            <w:u w:val="single"/>
+          </w:rPr>
+          <w:t>AI眼镜防近视、3D打印鞋上脚、智慧餐台4秒结账，这场成果展展出一幕日常版“数智生活”</w:t>
         </w:r>
       </w:hyperlink>
     </w:p>
@@ -754,7 +907,7 @@
         </w:rPr>
         <w:t>链接:</w:t>
       </w:r>
-      <w:hyperlink r:id="rId22">
+      <w:hyperlink r:id="rId25">
         <w:r>
           <w:rPr>
             <w:color w:val="0563C1"/>
@@ -805,7 +958,7 @@
         </w:rPr>
         <w:t>链接:</w:t>
       </w:r>
-      <w:hyperlink r:id="rId23">
+      <w:hyperlink r:id="rId26">
         <w:r>
           <w:rPr>
             <w:color w:val="0563C1"/>
@@ -856,7 +1009,7 @@
         </w:rPr>
         <w:t>链接:</w:t>
       </w:r>
-      <w:hyperlink r:id="rId24">
+      <w:hyperlink r:id="rId27">
         <w:r>
           <w:rPr>
             <w:color w:val="0563C1"/>
@@ -907,7 +1060,7 @@
         </w:rPr>
         <w:t>链接:</w:t>
       </w:r>
-      <w:hyperlink r:id="rId25">
+      <w:hyperlink r:id="rId28">
         <w:r>
           <w:rPr>
             <w:color w:val="0563C1"/>
@@ -937,7 +1090,7 @@
           <w:color w:val="888888"/>
           <w:sz w:val="24"/>
         </w:rPr>
-        <w:t>Detecting and countering misuse of AI: September 2026</w:t>
+        <w:t>上海市网络游戏行业协会技术主题沙龙：AI 在游戏生产中的落地提效</w:t>
       </w:r>
     </w:p>
     <w:p>
@@ -947,7 +1100,7 @@
           <w:color w:val="888888"/>
           <w:sz w:val="18"/>
         </w:rPr>
-        <w:t>来源:Hacker News | 时间:09-11 01:23</w:t>
+        <w:t>来源:GameLook | 时间:09-11 01:11</w:t>
       </w:r>
     </w:p>
     <w:p>
@@ -958,13 +1111,13 @@
         </w:rPr>
         <w:t>链接:</w:t>
       </w:r>
-      <w:hyperlink r:id="rId26">
+      <w:hyperlink r:id="rId29">
         <w:r>
           <w:rPr>
             <w:color w:val="0563C1"/>
             <w:u w:val="single"/>
           </w:rPr>
-          <w:t>Detecting and countering misuse of AI: September 2026</w:t>
+          <w:t>上海市网络游戏行业协会技术主题沙龙：AI 在游戏生产中的落地提效</w:t>
         </w:r>
       </w:hyperlink>
     </w:p>
@@ -1009,7 +1162,7 @@
         </w:rPr>
         <w:t>链接:</w:t>
       </w:r>
-      <w:hyperlink r:id="rId27">
+      <w:hyperlink r:id="rId30">
         <w:r>
           <w:rPr>
             <w:color w:val="0563C1"/>
@@ -1060,13 +1213,64 @@
         </w:rPr>
         <w:t>链接:</w:t>
       </w:r>
-      <w:hyperlink r:id="rId28">
+      <w:hyperlink r:id="rId31">
         <w:r>
           <w:rPr>
             <w:color w:val="0563C1"/>
             <w:u w:val="single"/>
           </w:rPr>
           <w:t>广州AI眼镜产业园动工，2.1平方公里瞄准哪些缺口？</w:t>
+        </w:r>
+      </w:hyperlink>
+    </w:p>
+    <w:p>
+      <w:pPr>
+        <w:pStyle w:val="Heading3"/>
+      </w:pPr>
+      <w:r>
+        <w:rPr>
+          <w:rFonts w:ascii="Times New Roman" w:hAnsi="Times New Roman" w:eastAsia="黑体"/>
+          <w:b w:val="0"/>
+          <w:color w:val="888888"/>
+          <w:sz w:val="24"/>
+        </w:rPr>
+        <w:t>【C级·参考】</w:t>
+      </w:r>
+      <w:r>
+        <w:rPr>
+          <w:rFonts w:ascii="Times New Roman" w:hAnsi="Times New Roman" w:eastAsia="黑体"/>
+          <w:b w:val="0"/>
+          <w:color w:val="888888"/>
+          <w:sz w:val="24"/>
+        </w:rPr>
+        <w:t>三星入局AI眼镜新赛道：超小显示屏研发中，未来市场格局生变?</w:t>
+      </w:r>
+    </w:p>
+    <w:p>
+      <w:r>
+        <w:rPr>
+          <w:rFonts w:ascii="Times New Roman" w:hAnsi="Times New Roman" w:eastAsia="宋体"/>
+          <w:color w:val="888888"/>
+          <w:sz w:val="18"/>
+        </w:rPr>
+        <w:t>来源:Bing新闻 | 时间:09-10 17:50</w:t>
+      </w:r>
+    </w:p>
+    <w:p>
+      <w:r>
+        <w:rPr>
+          <w:rFonts w:ascii="Times New Roman" w:hAnsi="Times New Roman" w:eastAsia="宋体"/>
+          <w:sz w:val="18"/>
+        </w:rPr>
+        <w:t>链接:</w:t>
+      </w:r>
+      <w:hyperlink r:id="rId32">
+        <w:r>
+          <w:rPr>
+            <w:color w:val="0563C1"/>
+            <w:u w:val="single"/>
+          </w:rPr>
+          <w:t>三星入局AI眼镜新赛道：超小显示屏研发中，未来市场格局生变?</w:t>
         </w:r>
       </w:hyperlink>
     </w:p>
@@ -1111,7 +1315,7 @@
         </w:rPr>
         <w:t>链接:</w:t>
       </w:r>
-      <w:hyperlink r:id="rId29">
+      <w:hyperlink r:id="rId33">
         <w:r>
           <w:rPr>
             <w:color w:val="0563C1"/>
@@ -1162,64 +1366,13 @@
         </w:rPr>
         <w:t>链接:</w:t>
       </w:r>
-      <w:hyperlink r:id="rId30">
+      <w:hyperlink r:id="rId34">
         <w:r>
           <w:rPr>
             <w:color w:val="0563C1"/>
             <w:u w:val="single"/>
           </w:rPr>
           <w:t>三星加码AI眼镜</w:t>
-        </w:r>
-      </w:hyperlink>
-    </w:p>
-    <w:p>
-      <w:pPr>
-        <w:pStyle w:val="Heading3"/>
-      </w:pPr>
-      <w:r>
-        <w:rPr>
-          <w:rFonts w:ascii="Times New Roman" w:hAnsi="Times New Roman" w:eastAsia="黑体"/>
-          <w:b w:val="0"/>
-          <w:color w:val="888888"/>
-          <w:sz w:val="24"/>
-        </w:rPr>
-        <w:t>【C级·参考】</w:t>
-      </w:r>
-      <w:r>
-        <w:rPr>
-          <w:rFonts w:ascii="Times New Roman" w:hAnsi="Times New Roman" w:eastAsia="黑体"/>
-          <w:b w:val="0"/>
-          <w:color w:val="888888"/>
-          <w:sz w:val="24"/>
-        </w:rPr>
-        <w:t>展会与第27届中国国际光电博览会同期举行，AI眼镜成展会焦点</w:t>
-      </w:r>
-    </w:p>
-    <w:p>
-      <w:r>
-        <w:rPr>
-          <w:rFonts w:ascii="Times New Roman" w:hAnsi="Times New Roman" w:eastAsia="宋体"/>
-          <w:color w:val="888888"/>
-          <w:sz w:val="18"/>
-        </w:rPr>
-        <w:t>来源:Bing新闻 | 时间:09-10 10:40</w:t>
-      </w:r>
-    </w:p>
-    <w:p>
-      <w:r>
-        <w:rPr>
-          <w:rFonts w:ascii="Times New Roman" w:hAnsi="Times New Roman" w:eastAsia="宋体"/>
-          <w:sz w:val="18"/>
-        </w:rPr>
-        <w:t>链接:</w:t>
-      </w:r>
-      <w:hyperlink r:id="rId31">
-        <w:r>
-          <w:rPr>
-            <w:color w:val="0563C1"/>
-            <w:u w:val="single"/>
-          </w:rPr>
-          <w:t>展会与第27届中国国际光电博览会同期举行，AI眼镜成展会焦点</w:t>
         </w:r>
       </w:hyperlink>
     </w:p>
@@ -1253,9 +1406,55 @@
       </w:r>
     </w:p>
     <w:p>
+      <w:pPr>
+        <w:pStyle w:val="Heading3"/>
+      </w:pPr>
       <w:r>
-        <w:t>本线口暂无重要更新</w:t>
+        <w:rPr>
+          <w:rFonts w:ascii="Times New Roman" w:hAnsi="Times New Roman" w:eastAsia="黑体"/>
+          <w:b w:val="0"/>
+          <w:color w:val="888888"/>
+          <w:sz w:val="24"/>
+        </w:rPr>
+        <w:t>【C级·参考】</w:t>
       </w:r>
+      <w:r>
+        <w:rPr>
+          <w:rFonts w:ascii="Times New Roman" w:hAnsi="Times New Roman" w:eastAsia="黑体"/>
+          <w:b w:val="0"/>
+          <w:color w:val="888888"/>
+          <w:sz w:val="24"/>
+        </w:rPr>
+        <w:t>曝一汽-大众捷达品牌首款纯电轿车 M6 采用纯视觉智驾，预计下月中上市</w:t>
+      </w:r>
+    </w:p>
+    <w:p>
+      <w:r>
+        <w:rPr>
+          <w:rFonts w:ascii="Times New Roman" w:hAnsi="Times New Roman" w:eastAsia="宋体"/>
+          <w:color w:val="888888"/>
+          <w:sz w:val="18"/>
+        </w:rPr>
+        <w:t>来源:IT之家 | 时间:09-11 20:30</w:t>
+      </w:r>
+    </w:p>
+    <w:p>
+      <w:r>
+        <w:rPr>
+          <w:rFonts w:ascii="Times New Roman" w:hAnsi="Times New Roman" w:eastAsia="宋体"/>
+          <w:sz w:val="18"/>
+        </w:rPr>
+        <w:t>链接:</w:t>
+      </w:r>
+      <w:hyperlink r:id="rId35">
+        <w:r>
+          <w:rPr>
+            <w:color w:val="0563C1"/>
+            <w:u w:val="single"/>
+          </w:rPr>
+          <w:t>曝一汽-大众捷达品牌首款纯电轿车 M6 采用纯视觉智驾，预计下月中上市</w:t>
+        </w:r>
+      </w:hyperlink>
     </w:p>
     <w:p>
       <w:pPr>
@@ -1327,7 +1526,7 @@
         </w:rPr>
         <w:t>链接:</w:t>
       </w:r>
-      <w:hyperlink r:id="rId32">
+      <w:hyperlink r:id="rId36">
         <w:r>
           <w:rPr>
             <w:color w:val="0563C1"/>
@@ -1378,7 +1577,7 @@
         </w:rPr>
         <w:t>链接:</w:t>
       </w:r>
-      <w:hyperlink r:id="rId33">
+      <w:hyperlink r:id="rId37">
         <w:r>
           <w:rPr>
             <w:color w:val="0563C1"/>
@@ -1429,217 +1628,13 @@
         </w:rPr>
         <w:t>链接:</w:t>
       </w:r>
-      <w:hyperlink r:id="rId34">
+      <w:hyperlink r:id="rId38">
         <w:r>
           <w:rPr>
             <w:color w:val="0563C1"/>
             <w:u w:val="single"/>
           </w:rPr>
           <w:t>“非遗传统技艺”成文化现象！中国游戏热捧，厂商竟遇到“江湖骗子”？</w:t>
-        </w:r>
-      </w:hyperlink>
-    </w:p>
-    <w:p>
-      <w:pPr>
-        <w:pStyle w:val="Heading3"/>
-      </w:pPr>
-      <w:r>
-        <w:rPr>
-          <w:rFonts w:ascii="Times New Roman" w:hAnsi="Times New Roman" w:eastAsia="黑体"/>
-          <w:b w:val="0"/>
-          <w:color w:val="888888"/>
-          <w:sz w:val="24"/>
-        </w:rPr>
-        <w:t>【C级·参考】</w:t>
-      </w:r>
-      <w:r>
-        <w:rPr>
-          <w:rFonts w:ascii="Times New Roman" w:hAnsi="Times New Roman" w:eastAsia="黑体"/>
-          <w:b w:val="0"/>
-          <w:color w:val="888888"/>
-          <w:sz w:val="24"/>
-        </w:rPr>
-        <w:t>国外独游开发者诉苦：游戏还没发售，已被逆向破解做成小游戏上线抖音！</w:t>
-      </w:r>
-    </w:p>
-    <w:p>
-      <w:r>
-        <w:rPr>
-          <w:rFonts w:ascii="Times New Roman" w:hAnsi="Times New Roman" w:eastAsia="宋体"/>
-          <w:color w:val="888888"/>
-          <w:sz w:val="18"/>
-        </w:rPr>
-        <w:t>来源:GameLook | 时间:09-10 10:06</w:t>
-      </w:r>
-    </w:p>
-    <w:p>
-      <w:r>
-        <w:rPr>
-          <w:rFonts w:ascii="Times New Roman" w:hAnsi="Times New Roman" w:eastAsia="宋体"/>
-          <w:sz w:val="18"/>
-        </w:rPr>
-        <w:t>链接:</w:t>
-      </w:r>
-      <w:hyperlink r:id="rId35">
-        <w:r>
-          <w:rPr>
-            <w:color w:val="0563C1"/>
-            <w:u w:val="single"/>
-          </w:rPr>
-          <w:t>国外独游开发者诉苦：游戏还没发售，已被逆向破解做成小游戏上线抖音！</w:t>
-        </w:r>
-      </w:hyperlink>
-    </w:p>
-    <w:p>
-      <w:pPr>
-        <w:pStyle w:val="Heading3"/>
-      </w:pPr>
-      <w:r>
-        <w:rPr>
-          <w:rFonts w:ascii="Times New Roman" w:hAnsi="Times New Roman" w:eastAsia="黑体"/>
-          <w:b w:val="0"/>
-          <w:color w:val="888888"/>
-          <w:sz w:val="24"/>
-        </w:rPr>
-        <w:t>【C级·参考】</w:t>
-      </w:r>
-      <w:r>
-        <w:rPr>
-          <w:rFonts w:ascii="Times New Roman" w:hAnsi="Times New Roman" w:eastAsia="黑体"/>
-          <w:b w:val="0"/>
-          <w:color w:val="888888"/>
-          <w:sz w:val="24"/>
-        </w:rPr>
-        <w:t>《核爆模拟器》小游戏全球火了！挨炸次数：伊朗第1,美国第2，韩国日本紧随其后</w:t>
-      </w:r>
-    </w:p>
-    <w:p>
-      <w:r>
-        <w:rPr>
-          <w:rFonts w:ascii="Times New Roman" w:hAnsi="Times New Roman" w:eastAsia="宋体"/>
-          <w:color w:val="888888"/>
-          <w:sz w:val="18"/>
-        </w:rPr>
-        <w:t>来源:GameLook | 时间:09-10 09:57</w:t>
-      </w:r>
-    </w:p>
-    <w:p>
-      <w:r>
-        <w:rPr>
-          <w:rFonts w:ascii="Times New Roman" w:hAnsi="Times New Roman" w:eastAsia="宋体"/>
-          <w:sz w:val="18"/>
-        </w:rPr>
-        <w:t>链接:</w:t>
-      </w:r>
-      <w:hyperlink r:id="rId36">
-        <w:r>
-          <w:rPr>
-            <w:color w:val="0563C1"/>
-            <w:u w:val="single"/>
-          </w:rPr>
-          <w:t>《核爆模拟器》小游戏全球火了！挨炸次数：伊朗第1,美国第2，韩国日本紧随其后</w:t>
-        </w:r>
-      </w:hyperlink>
-    </w:p>
-    <w:p>
-      <w:pPr>
-        <w:pStyle w:val="Heading3"/>
-      </w:pPr>
-      <w:r>
-        <w:rPr>
-          <w:rFonts w:ascii="Times New Roman" w:hAnsi="Times New Roman" w:eastAsia="黑体"/>
-          <w:b w:val="0"/>
-          <w:color w:val="888888"/>
-          <w:sz w:val="24"/>
-        </w:rPr>
-        <w:t>【C级·参考】</w:t>
-      </w:r>
-      <w:r>
-        <w:rPr>
-          <w:rFonts w:ascii="Times New Roman" w:hAnsi="Times New Roman" w:eastAsia="黑体"/>
-          <w:b w:val="0"/>
-          <w:color w:val="888888"/>
-          <w:sz w:val="24"/>
-        </w:rPr>
-        <w:t>库洛新商标“不完全燃烧”曝光，NAMI要来、还是又一款新游戏？</w:t>
-      </w:r>
-    </w:p>
-    <w:p>
-      <w:r>
-        <w:rPr>
-          <w:rFonts w:ascii="Times New Roman" w:hAnsi="Times New Roman" w:eastAsia="宋体"/>
-          <w:color w:val="888888"/>
-          <w:sz w:val="18"/>
-        </w:rPr>
-        <w:t>来源:GameLook | 时间:09-10 09:51</w:t>
-      </w:r>
-    </w:p>
-    <w:p>
-      <w:r>
-        <w:rPr>
-          <w:rFonts w:ascii="Times New Roman" w:hAnsi="Times New Roman" w:eastAsia="宋体"/>
-          <w:sz w:val="18"/>
-        </w:rPr>
-        <w:t>链接:</w:t>
-      </w:r>
-      <w:hyperlink r:id="rId37">
-        <w:r>
-          <w:rPr>
-            <w:color w:val="0563C1"/>
-            <w:u w:val="single"/>
-          </w:rPr>
-          <w:t>库洛新商标“不完全燃烧”曝光，NAMI要来、还是又一款新游戏？</w:t>
-        </w:r>
-      </w:hyperlink>
-    </w:p>
-    <w:p>
-      <w:pPr>
-        <w:pStyle w:val="Heading3"/>
-      </w:pPr>
-      <w:r>
-        <w:rPr>
-          <w:rFonts w:ascii="Times New Roman" w:hAnsi="Times New Roman" w:eastAsia="黑体"/>
-          <w:b w:val="0"/>
-          <w:color w:val="888888"/>
-          <w:sz w:val="24"/>
-        </w:rPr>
-        <w:t>【C级·参考】</w:t>
-      </w:r>
-      <w:r>
-        <w:rPr>
-          <w:rFonts w:ascii="Times New Roman" w:hAnsi="Times New Roman" w:eastAsia="黑体"/>
-          <w:b w:val="0"/>
-          <w:color w:val="888888"/>
-          <w:sz w:val="24"/>
-        </w:rPr>
-        <w:t>拳头联合创始人表态：“未来要做买断制付费游戏”！</w:t>
-      </w:r>
-    </w:p>
-    <w:p>
-      <w:r>
-        <w:rPr>
-          <w:rFonts w:ascii="Times New Roman" w:hAnsi="Times New Roman" w:eastAsia="宋体"/>
-          <w:color w:val="888888"/>
-          <w:sz w:val="18"/>
-        </w:rPr>
-        <w:t>来源:GameLook | 时间:09-10 09:11</w:t>
-      </w:r>
-    </w:p>
-    <w:p>
-      <w:r>
-        <w:rPr>
-          <w:rFonts w:ascii="Times New Roman" w:hAnsi="Times New Roman" w:eastAsia="宋体"/>
-          <w:sz w:val="18"/>
-        </w:rPr>
-        <w:t>链接:</w:t>
-      </w:r>
-      <w:hyperlink r:id="rId38">
-        <w:r>
-          <w:rPr>
-            <w:color w:val="0563C1"/>
-            <w:u w:val="single"/>
-          </w:rPr>
-          <w:t>拳头联合创始人表态：“未来要做买断制付费游戏”！</w:t>
         </w:r>
       </w:hyperlink>
     </w:p>
@@ -1686,7 +1681,7 @@
           <w:rFonts w:ascii="Times New Roman" w:hAnsi="Times New Roman" w:eastAsia="宋体"/>
           <w:sz w:val="18"/>
         </w:rPr>
-        <w:t>IT之家(60)、GameLook(15)、HackerNews(7)、Bing新闻(10)</w:t>
+        <w:t>IT之家(60)、GameLook(16)、HackerNews(7)、Bing新闻(11)</w:t>
       </w:r>
     </w:p>
     <w:p>
